--- a/Homework 2.docx
+++ b/Homework 2.docx
@@ -22,13 +22,7 @@
         <w:rPr>
           <w:rFonts w:cs="Times New Roman"/>
         </w:rPr>
-        <w:t xml:space="preserve"> 1: </w:t>
-      </w:r>
-      <w:r>
-        <w:rPr>
-          <w:rFonts w:cs="Times New Roman"/>
-        </w:rPr>
-        <w:t>Выбор Сценария</w:t>
+        <w:t xml:space="preserve"> 1: Выбор Сценария</w:t>
       </w:r>
       <w:r>
         <w:rPr>
@@ -45,13 +39,6 @@
           <w:szCs w:val="18"/>
         </w:rPr>
         <w:br/>
-      </w:r>
-      <w:r>
-        <w:rPr>
-          <w:rFonts w:cs="Times New Roman"/>
-          <w:sz w:val="18"/>
-          <w:szCs w:val="18"/>
-        </w:rPr>
         <w:t>Управление арендной недвижимостью: Отслеживание арендной недвижимости, арендаторов, договоров аренды и запросов на обслуживание.</w:t>
       </w:r>
       <w:r>
@@ -125,6 +112,55 @@
           <w:sz w:val="18"/>
           <w:szCs w:val="18"/>
         </w:rPr>
+        <w:tab/>
+        <w:t xml:space="preserve">1. </w:t>
+      </w:r>
+      <w:r>
+        <w:rPr>
+          <w:rFonts w:cs="Times New Roman"/>
+          <w:sz w:val="18"/>
+          <w:szCs w:val="18"/>
+        </w:rPr>
+        <w:t>Типы недвижимости</w:t>
+      </w:r>
+      <w:r>
+        <w:rPr>
+          <w:rFonts w:cs="Times New Roman"/>
+          <w:b/>
+          <w:bCs/>
+          <w:sz w:val="18"/>
+          <w:szCs w:val="18"/>
+        </w:rPr>
+        <w:t xml:space="preserve"> (</w:t>
+      </w:r>
+      <w:proofErr w:type="spellStart"/>
+      <w:r>
+        <w:rPr>
+          <w:rFonts w:cs="Times New Roman"/>
+          <w:b/>
+          <w:bCs/>
+          <w:sz w:val="18"/>
+          <w:szCs w:val="18"/>
+        </w:rPr>
+        <w:t>PropertyTypes</w:t>
+      </w:r>
+      <w:proofErr w:type="spellEnd"/>
+      <w:r>
+        <w:rPr>
+          <w:rFonts w:cs="Times New Roman"/>
+          <w:b/>
+          <w:bCs/>
+          <w:sz w:val="18"/>
+          <w:szCs w:val="18"/>
+        </w:rPr>
+        <w:t>)</w:t>
+      </w:r>
+      <w:r>
+        <w:rPr>
+          <w:rFonts w:cs="Times New Roman"/>
+          <w:sz w:val="18"/>
+          <w:szCs w:val="18"/>
+        </w:rPr>
         <w:br/>
       </w:r>
       <w:r>
@@ -139,240 +175,1316 @@
           <w:sz w:val="18"/>
           <w:szCs w:val="18"/>
         </w:rPr>
+        <w:t>2</w:t>
+      </w:r>
+      <w:r>
+        <w:rPr>
+          <w:sz w:val="18"/>
+          <w:szCs w:val="18"/>
+        </w:rPr>
+        <w:t xml:space="preserve">. </w:t>
+      </w:r>
+      <w:r>
+        <w:rPr>
+          <w:sz w:val="18"/>
+          <w:szCs w:val="18"/>
+        </w:rPr>
+        <w:t>Объекты недвижимости (</w:t>
+      </w:r>
+      <w:r>
+        <w:rPr>
+          <w:b/>
+          <w:bCs/>
+          <w:sz w:val="18"/>
+          <w:szCs w:val="18"/>
+          <w:lang w:val="en-US"/>
+        </w:rPr>
+        <w:t>Properties</w:t>
+      </w:r>
+      <w:r>
+        <w:rPr>
+          <w:sz w:val="18"/>
+          <w:szCs w:val="18"/>
+        </w:rPr>
+        <w:t>)</w:t>
+      </w:r>
+      <w:r>
+        <w:rPr>
+          <w:sz w:val="18"/>
+          <w:szCs w:val="18"/>
+        </w:rPr>
+        <w:br/>
+      </w:r>
+      <w:r>
+        <w:rPr>
+          <w:sz w:val="18"/>
+          <w:szCs w:val="18"/>
+        </w:rPr>
+        <w:tab/>
+      </w:r>
+      <w:r>
+        <w:rPr>
+          <w:sz w:val="18"/>
+          <w:szCs w:val="18"/>
+        </w:rPr>
+        <w:t>3</w:t>
+      </w:r>
+      <w:r>
+        <w:rPr>
+          <w:sz w:val="18"/>
+          <w:szCs w:val="18"/>
+        </w:rPr>
+        <w:t xml:space="preserve">. </w:t>
+      </w:r>
+      <w:r>
+        <w:rPr>
+          <w:sz w:val="18"/>
+          <w:szCs w:val="18"/>
+        </w:rPr>
+        <w:t>Арендаторы (</w:t>
+      </w:r>
+      <w:r>
+        <w:rPr>
+          <w:b/>
+          <w:bCs/>
+          <w:sz w:val="18"/>
+          <w:szCs w:val="18"/>
+          <w:lang w:val="en-US"/>
+        </w:rPr>
+        <w:t>Tenants</w:t>
+      </w:r>
+      <w:r>
+        <w:rPr>
+          <w:sz w:val="18"/>
+          <w:szCs w:val="18"/>
+        </w:rPr>
+        <w:t>)</w:t>
+      </w:r>
+      <w:r>
+        <w:rPr>
+          <w:sz w:val="18"/>
+          <w:szCs w:val="18"/>
+        </w:rPr>
+        <w:br/>
+      </w:r>
+      <w:r>
+        <w:rPr>
+          <w:sz w:val="18"/>
+          <w:szCs w:val="18"/>
+        </w:rPr>
+        <w:tab/>
+      </w:r>
+      <w:r>
+        <w:rPr>
+          <w:sz w:val="18"/>
+          <w:szCs w:val="18"/>
+        </w:rPr>
+        <w:t>4</w:t>
+      </w:r>
+      <w:r>
+        <w:rPr>
+          <w:sz w:val="18"/>
+          <w:szCs w:val="18"/>
+        </w:rPr>
+        <w:t xml:space="preserve">. </w:t>
+      </w:r>
+      <w:r>
+        <w:rPr>
+          <w:sz w:val="18"/>
+          <w:szCs w:val="18"/>
+        </w:rPr>
+        <w:t>Договоры аренды (</w:t>
+      </w:r>
+      <w:r>
+        <w:rPr>
+          <w:b/>
+          <w:bCs/>
+          <w:sz w:val="18"/>
+          <w:szCs w:val="18"/>
+          <w:lang w:val="en-US"/>
+        </w:rPr>
+        <w:t>Leases</w:t>
+      </w:r>
+      <w:r>
+        <w:rPr>
+          <w:sz w:val="18"/>
+          <w:szCs w:val="18"/>
+        </w:rPr>
+        <w:t>)</w:t>
+      </w:r>
+      <w:r>
+        <w:rPr>
+          <w:sz w:val="18"/>
+          <w:szCs w:val="18"/>
+        </w:rPr>
+        <w:br/>
+      </w:r>
+      <w:r>
+        <w:rPr>
+          <w:sz w:val="18"/>
+          <w:szCs w:val="18"/>
+        </w:rPr>
+        <w:tab/>
+      </w:r>
+      <w:r>
+        <w:rPr>
+          <w:sz w:val="18"/>
+          <w:szCs w:val="18"/>
+        </w:rPr>
+        <w:t>5</w:t>
+      </w:r>
+      <w:r>
+        <w:rPr>
+          <w:sz w:val="18"/>
+          <w:szCs w:val="18"/>
+        </w:rPr>
+        <w:t xml:space="preserve">. </w:t>
+      </w:r>
+      <w:r>
+        <w:rPr>
+          <w:sz w:val="18"/>
+          <w:szCs w:val="18"/>
+        </w:rPr>
+        <w:t>Заявки на обслуживание (</w:t>
+      </w:r>
+      <w:proofErr w:type="spellStart"/>
+      <w:r>
+        <w:rPr>
+          <w:b/>
+          <w:bCs/>
+          <w:sz w:val="18"/>
+          <w:szCs w:val="18"/>
+          <w:lang w:val="en-US"/>
+        </w:rPr>
+        <w:t>MaintenanceRequests</w:t>
+      </w:r>
+      <w:proofErr w:type="spellEnd"/>
+      <w:r>
+        <w:rPr>
+          <w:sz w:val="18"/>
+          <w:szCs w:val="18"/>
+        </w:rPr>
+        <w:t>)</w:t>
+      </w:r>
+      <w:r>
+        <w:rPr>
+          <w:sz w:val="18"/>
+          <w:szCs w:val="18"/>
+        </w:rPr>
+        <w:br/>
+      </w:r>
+      <w:r>
+        <w:rPr>
+          <w:rFonts w:cs="Times New Roman"/>
+          <w:sz w:val="18"/>
+          <w:szCs w:val="18"/>
+        </w:rPr>
+        <w:br/>
+      </w:r>
+      <w:r>
+        <w:rPr>
+          <w:rFonts w:cs="Times New Roman"/>
+          <w:b/>
+          <w:bCs/>
+          <w:sz w:val="18"/>
+          <w:szCs w:val="18"/>
+        </w:rPr>
+        <w:t>Проектирование Таблиц:</w:t>
+      </w:r>
+      <w:r>
+        <w:rPr>
+          <w:rFonts w:cs="Times New Roman"/>
+          <w:sz w:val="18"/>
+          <w:szCs w:val="18"/>
+        </w:rPr>
+        <w:br/>
+      </w:r>
+      <w:r>
+        <w:rPr>
+          <w:rFonts w:cs="Times New Roman"/>
+          <w:sz w:val="18"/>
+          <w:szCs w:val="18"/>
+        </w:rPr>
+        <w:br/>
+      </w:r>
+      <w:r>
+        <w:rPr>
+          <w:rFonts w:cs="Times New Roman"/>
+          <w:sz w:val="18"/>
+          <w:szCs w:val="18"/>
+          <w:lang w:val="en-US"/>
+        </w:rPr>
         <w:t xml:space="preserve">1. </w:t>
       </w:r>
-      <w:r>
-        <w:rPr>
-          <w:sz w:val="18"/>
-          <w:szCs w:val="18"/>
-        </w:rPr>
-        <w:t>Объекты недвижимости (</w:t>
-      </w:r>
-      <w:r>
-        <w:rPr>
-          <w:b/>
-          <w:bCs/>
-          <w:sz w:val="18"/>
-          <w:szCs w:val="18"/>
-          <w:lang w:val="en-US"/>
-        </w:rPr>
-        <w:t>Properties</w:t>
-      </w:r>
-      <w:r>
-        <w:rPr>
-          <w:sz w:val="18"/>
-          <w:szCs w:val="18"/>
+      <w:proofErr w:type="spellStart"/>
+      <w:r>
+        <w:rPr>
+          <w:rFonts w:cs="Times New Roman"/>
+          <w:b/>
+          <w:bCs/>
+          <w:sz w:val="18"/>
+          <w:szCs w:val="18"/>
+        </w:rPr>
+        <w:t>Table</w:t>
+      </w:r>
+      <w:proofErr w:type="spellEnd"/>
+      <w:r>
+        <w:rPr>
+          <w:rFonts w:cs="Times New Roman"/>
+          <w:b/>
+          <w:bCs/>
+          <w:sz w:val="18"/>
+          <w:szCs w:val="18"/>
+        </w:rPr>
+        <w:t xml:space="preserve"> Name: </w:t>
+      </w:r>
+      <w:proofErr w:type="spellStart"/>
+      <w:r>
+        <w:rPr>
+          <w:rFonts w:cs="Times New Roman"/>
+          <w:b/>
+          <w:bCs/>
+          <w:sz w:val="18"/>
+          <w:szCs w:val="18"/>
+        </w:rPr>
+        <w:t>PropertyTypes</w:t>
+      </w:r>
+      <w:proofErr w:type="spellEnd"/>
+    </w:p>
+    <w:p>
+      <w:pPr>
+        <w:spacing w:after="0"/>
+        <w:rPr>
+          <w:rFonts w:cs="Times New Roman"/>
+          <w:sz w:val="18"/>
+          <w:szCs w:val="18"/>
+        </w:rPr>
+      </w:pPr>
+      <w:r>
+        <w:rPr>
+          <w:rFonts w:cs="Times New Roman"/>
+          <w:sz w:val="18"/>
+          <w:szCs w:val="18"/>
+        </w:rPr>
+        <w:t xml:space="preserve"> </w:t>
+      </w:r>
+      <w:proofErr w:type="spellStart"/>
+      <w:r>
+        <w:rPr>
+          <w:rFonts w:cs="Times New Roman"/>
+          <w:b/>
+          <w:bCs/>
+          <w:sz w:val="18"/>
+          <w:szCs w:val="18"/>
+        </w:rPr>
+        <w:t>Description</w:t>
+      </w:r>
+      <w:proofErr w:type="spellEnd"/>
+      <w:r>
+        <w:rPr>
+          <w:rFonts w:cs="Times New Roman"/>
+          <w:sz w:val="18"/>
+          <w:szCs w:val="18"/>
+        </w:rPr>
+        <w:t>: Справочник типов недвижимости.</w:t>
+      </w:r>
+    </w:p>
+    <w:p>
+      <w:pPr>
+        <w:spacing w:after="0"/>
+        <w:rPr>
+          <w:rFonts w:cs="Times New Roman"/>
+          <w:sz w:val="18"/>
+          <w:szCs w:val="18"/>
+          <w:lang w:val="en-US"/>
+        </w:rPr>
+      </w:pPr>
+      <w:r>
+        <w:rPr>
+          <w:rFonts w:cs="Times New Roman"/>
+          <w:sz w:val="18"/>
+          <w:szCs w:val="18"/>
+        </w:rPr>
+        <w:t xml:space="preserve"> </w:t>
+      </w:r>
+      <w:r>
+        <w:rPr>
+          <w:rFonts w:cs="Times New Roman"/>
+          <w:b/>
+          <w:bCs/>
+          <w:sz w:val="18"/>
+          <w:szCs w:val="18"/>
+          <w:lang w:val="en-US"/>
+        </w:rPr>
+        <w:t>Attributes</w:t>
+      </w:r>
+      <w:r>
+        <w:rPr>
+          <w:rFonts w:cs="Times New Roman"/>
+          <w:sz w:val="18"/>
+          <w:szCs w:val="18"/>
+          <w:lang w:val="en-US"/>
+        </w:rPr>
+        <w:t>:</w:t>
+      </w:r>
+    </w:p>
+    <w:p>
+      <w:pPr>
+        <w:spacing w:after="0"/>
+        <w:rPr>
+          <w:rFonts w:cs="Times New Roman"/>
+          <w:sz w:val="18"/>
+          <w:szCs w:val="18"/>
+          <w:lang w:val="en-US"/>
+        </w:rPr>
+      </w:pPr>
+      <w:r>
+        <w:rPr>
+          <w:rFonts w:cs="Times New Roman"/>
+          <w:sz w:val="18"/>
+          <w:szCs w:val="18"/>
+          <w:lang w:val="en-US"/>
+        </w:rPr>
+        <w:t xml:space="preserve">   </w:t>
+      </w:r>
+      <w:proofErr w:type="spellStart"/>
+      <w:r>
+        <w:rPr>
+          <w:rFonts w:cs="Times New Roman"/>
+          <w:sz w:val="18"/>
+          <w:szCs w:val="18"/>
+          <w:lang w:val="en-US"/>
+        </w:rPr>
+        <w:t>TypeID</w:t>
+      </w:r>
+      <w:proofErr w:type="spellEnd"/>
+      <w:r>
+        <w:rPr>
+          <w:rFonts w:cs="Times New Roman"/>
+          <w:sz w:val="18"/>
+          <w:szCs w:val="18"/>
+          <w:lang w:val="en-US"/>
+        </w:rPr>
+        <w:t>: INTEGER, PK, NOT NULL, UNIQUE</w:t>
+      </w:r>
+    </w:p>
+    <w:p>
+      <w:pPr>
+        <w:spacing w:after="0"/>
+        <w:rPr>
+          <w:rFonts w:cs="Times New Roman"/>
+          <w:sz w:val="18"/>
+          <w:szCs w:val="18"/>
+          <w:lang w:val="en-US"/>
+        </w:rPr>
+      </w:pPr>
+      <w:r>
+        <w:rPr>
+          <w:rFonts w:cs="Times New Roman"/>
+          <w:sz w:val="18"/>
+          <w:szCs w:val="18"/>
+          <w:lang w:val="en-US"/>
+        </w:rPr>
+        <w:t xml:space="preserve">   TypeName: </w:t>
+      </w:r>
+      <w:proofErr w:type="gramStart"/>
+      <w:r>
+        <w:rPr>
+          <w:rFonts w:cs="Times New Roman"/>
+          <w:sz w:val="18"/>
+          <w:szCs w:val="18"/>
+          <w:lang w:val="en-US"/>
+        </w:rPr>
+        <w:t>VARCHAR(</w:t>
+      </w:r>
+      <w:proofErr w:type="gramEnd"/>
+      <w:r>
+        <w:rPr>
+          <w:rFonts w:cs="Times New Roman"/>
+          <w:sz w:val="18"/>
+          <w:szCs w:val="18"/>
+          <w:lang w:val="en-US"/>
+        </w:rPr>
+        <w:t>50), NOT NULL, UNIQUE</w:t>
+      </w:r>
+    </w:p>
+    <w:p>
+      <w:pPr>
+        <w:spacing w:after="0"/>
+        <w:rPr>
+          <w:rFonts w:cs="Times New Roman"/>
+          <w:sz w:val="18"/>
+          <w:szCs w:val="18"/>
+          <w:lang w:val="en-US"/>
+        </w:rPr>
+      </w:pPr>
+      <w:r>
+        <w:rPr>
+          <w:rFonts w:cs="Times New Roman"/>
+          <w:sz w:val="18"/>
+          <w:szCs w:val="18"/>
+          <w:lang w:val="en-US"/>
+        </w:rPr>
+        <w:t xml:space="preserve"> </w:t>
+      </w:r>
+      <w:r>
+        <w:rPr>
+          <w:rFonts w:cs="Times New Roman"/>
+          <w:b/>
+          <w:bCs/>
+          <w:sz w:val="18"/>
+          <w:szCs w:val="18"/>
+          <w:lang w:val="en-US"/>
+        </w:rPr>
+        <w:t>Constraints</w:t>
+      </w:r>
+      <w:r>
+        <w:rPr>
+          <w:rFonts w:cs="Times New Roman"/>
+          <w:sz w:val="18"/>
+          <w:szCs w:val="18"/>
+          <w:lang w:val="en-US"/>
+        </w:rPr>
+        <w:t>:</w:t>
+      </w:r>
+    </w:p>
+    <w:p>
+      <w:pPr>
+        <w:spacing w:after="0"/>
+        <w:rPr>
+          <w:rFonts w:cs="Times New Roman"/>
+          <w:sz w:val="18"/>
+          <w:szCs w:val="18"/>
+          <w:lang w:val="en-US"/>
+        </w:rPr>
+      </w:pPr>
+      <w:r>
+        <w:rPr>
+          <w:rFonts w:cs="Times New Roman"/>
+          <w:sz w:val="18"/>
+          <w:szCs w:val="18"/>
+          <w:lang w:val="en-US"/>
+        </w:rPr>
+        <w:t xml:space="preserve">   </w:t>
+      </w:r>
+      <w:proofErr w:type="spellStart"/>
+      <w:r>
+        <w:rPr>
+          <w:rFonts w:cs="Times New Roman"/>
+          <w:sz w:val="18"/>
+          <w:szCs w:val="18"/>
+          <w:lang w:val="en-US"/>
+        </w:rPr>
+        <w:t>PK_PropertyTypes</w:t>
+      </w:r>
+      <w:proofErr w:type="spellEnd"/>
+      <w:r>
+        <w:rPr>
+          <w:rFonts w:cs="Times New Roman"/>
+          <w:sz w:val="18"/>
+          <w:szCs w:val="18"/>
+          <w:lang w:val="en-US"/>
+        </w:rPr>
+        <w:t>: PRIMARY KEY (</w:t>
+      </w:r>
+      <w:proofErr w:type="spellStart"/>
+      <w:r>
+        <w:rPr>
+          <w:rFonts w:cs="Times New Roman"/>
+          <w:sz w:val="18"/>
+          <w:szCs w:val="18"/>
+          <w:lang w:val="en-US"/>
+        </w:rPr>
+        <w:t>TypeID</w:t>
+      </w:r>
+      <w:proofErr w:type="spellEnd"/>
+      <w:r>
+        <w:rPr>
+          <w:rFonts w:cs="Times New Roman"/>
+          <w:sz w:val="18"/>
+          <w:szCs w:val="18"/>
+          <w:lang w:val="en-US"/>
         </w:rPr>
         <w:t>)</w:t>
       </w:r>
-      <w:r>
-        <w:rPr>
-          <w:sz w:val="18"/>
-          <w:szCs w:val="18"/>
+    </w:p>
+    <w:p>
+      <w:pPr>
+        <w:spacing w:after="0"/>
+        <w:rPr>
+          <w:rFonts w:cs="Times New Roman"/>
+          <w:sz w:val="18"/>
+          <w:szCs w:val="18"/>
+          <w:lang w:val="en-US"/>
+        </w:rPr>
+      </w:pPr>
+      <w:r>
+        <w:rPr>
+          <w:rFonts w:cs="Times New Roman"/>
+          <w:sz w:val="18"/>
+          <w:szCs w:val="18"/>
+          <w:lang w:val="en-US"/>
+        </w:rPr>
+        <w:t xml:space="preserve">   </w:t>
+      </w:r>
+      <w:proofErr w:type="spellStart"/>
+      <w:r>
+        <w:rPr>
+          <w:rFonts w:cs="Times New Roman"/>
+          <w:sz w:val="18"/>
+          <w:szCs w:val="18"/>
+          <w:lang w:val="en-US"/>
+        </w:rPr>
+        <w:t>UQ_TypeName</w:t>
+      </w:r>
+      <w:proofErr w:type="spellEnd"/>
+      <w:r>
+        <w:rPr>
+          <w:rFonts w:cs="Times New Roman"/>
+          <w:sz w:val="18"/>
+          <w:szCs w:val="18"/>
+          <w:lang w:val="en-US"/>
+        </w:rPr>
+        <w:t>: UNIQUE (TypeName)</w:t>
+      </w:r>
+    </w:p>
+    <w:p>
+      <w:pPr>
+        <w:spacing w:after="0"/>
+        <w:rPr>
+          <w:rFonts w:cs="Times New Roman"/>
+          <w:sz w:val="18"/>
+          <w:szCs w:val="18"/>
+        </w:rPr>
+      </w:pPr>
+      <w:r>
+        <w:rPr>
+          <w:rFonts w:cs="Times New Roman"/>
+          <w:sz w:val="18"/>
+          <w:szCs w:val="18"/>
+          <w:lang w:val="en-US"/>
         </w:rPr>
         <w:br/>
       </w:r>
       <w:r>
         <w:rPr>
-          <w:sz w:val="18"/>
-          <w:szCs w:val="18"/>
-        </w:rPr>
-        <w:tab/>
-      </w:r>
-      <w:r>
-        <w:rPr>
-          <w:sz w:val="18"/>
-          <w:szCs w:val="18"/>
-        </w:rPr>
-        <w:t xml:space="preserve">2. </w:t>
-      </w:r>
-      <w:r>
-        <w:rPr>
-          <w:sz w:val="18"/>
-          <w:szCs w:val="18"/>
-        </w:rPr>
-        <w:t>Арендаторы (</w:t>
-      </w:r>
-      <w:r>
-        <w:rPr>
-          <w:b/>
-          <w:bCs/>
-          <w:sz w:val="18"/>
-          <w:szCs w:val="18"/>
-          <w:lang w:val="en-US"/>
+          <w:rFonts w:cs="Times New Roman"/>
+          <w:sz w:val="18"/>
+          <w:szCs w:val="18"/>
+          <w:lang w:val="en-US"/>
+        </w:rPr>
+        <w:t>2</w:t>
+      </w:r>
+      <w:r>
+        <w:rPr>
+          <w:rFonts w:cs="Times New Roman"/>
+          <w:sz w:val="18"/>
+          <w:szCs w:val="18"/>
+          <w:lang w:val="en-US"/>
+        </w:rPr>
+        <w:t xml:space="preserve">. </w:t>
+      </w:r>
+      <w:proofErr w:type="spellStart"/>
+      <w:r>
+        <w:rPr>
+          <w:rFonts w:cs="Times New Roman"/>
+          <w:b/>
+          <w:bCs/>
+          <w:sz w:val="18"/>
+          <w:szCs w:val="18"/>
+        </w:rPr>
+        <w:t>Table</w:t>
+      </w:r>
+      <w:proofErr w:type="spellEnd"/>
+      <w:r>
+        <w:rPr>
+          <w:rFonts w:cs="Times New Roman"/>
+          <w:b/>
+          <w:bCs/>
+          <w:sz w:val="18"/>
+          <w:szCs w:val="18"/>
+        </w:rPr>
+        <w:t xml:space="preserve"> Name: Properties</w:t>
+      </w:r>
+    </w:p>
+    <w:p>
+      <w:pPr>
+        <w:spacing w:after="0"/>
+        <w:rPr>
+          <w:rFonts w:cs="Times New Roman"/>
+          <w:sz w:val="18"/>
+          <w:szCs w:val="18"/>
+        </w:rPr>
+      </w:pPr>
+      <w:r>
+        <w:rPr>
+          <w:rFonts w:cs="Times New Roman"/>
+          <w:sz w:val="18"/>
+          <w:szCs w:val="18"/>
+        </w:rPr>
+        <w:t xml:space="preserve"> </w:t>
+      </w:r>
+      <w:proofErr w:type="spellStart"/>
+      <w:r>
+        <w:rPr>
+          <w:rFonts w:cs="Times New Roman"/>
+          <w:b/>
+          <w:bCs/>
+          <w:sz w:val="18"/>
+          <w:szCs w:val="18"/>
+        </w:rPr>
+        <w:t>Description</w:t>
+      </w:r>
+      <w:proofErr w:type="spellEnd"/>
+      <w:proofErr w:type="gramStart"/>
+      <w:r>
+        <w:rPr>
+          <w:rFonts w:cs="Times New Roman"/>
+          <w:sz w:val="18"/>
+          <w:szCs w:val="18"/>
+        </w:rPr>
+        <w:t>: Хранит</w:t>
+      </w:r>
+      <w:proofErr w:type="gramEnd"/>
+      <w:r>
+        <w:rPr>
+          <w:rFonts w:cs="Times New Roman"/>
+          <w:sz w:val="18"/>
+          <w:szCs w:val="18"/>
+        </w:rPr>
+        <w:t xml:space="preserve"> информацию об объектах недвижимости, сдаваемых в аренду.</w:t>
+      </w:r>
+    </w:p>
+    <w:p>
+      <w:pPr>
+        <w:spacing w:after="0"/>
+        <w:rPr>
+          <w:rFonts w:cs="Times New Roman"/>
+          <w:sz w:val="18"/>
+          <w:szCs w:val="18"/>
+          <w:lang w:val="en-US"/>
+        </w:rPr>
+      </w:pPr>
+      <w:r>
+        <w:rPr>
+          <w:rFonts w:cs="Times New Roman"/>
+          <w:sz w:val="18"/>
+          <w:szCs w:val="18"/>
+        </w:rPr>
+        <w:t xml:space="preserve"> </w:t>
+      </w:r>
+      <w:r>
+        <w:rPr>
+          <w:rFonts w:cs="Times New Roman"/>
+          <w:b/>
+          <w:bCs/>
+          <w:sz w:val="18"/>
+          <w:szCs w:val="18"/>
+          <w:lang w:val="en-US"/>
+        </w:rPr>
+        <w:t>Attributes</w:t>
+      </w:r>
+      <w:r>
+        <w:rPr>
+          <w:rFonts w:cs="Times New Roman"/>
+          <w:sz w:val="18"/>
+          <w:szCs w:val="18"/>
+          <w:lang w:val="en-US"/>
+        </w:rPr>
+        <w:t>:</w:t>
+      </w:r>
+    </w:p>
+    <w:p>
+      <w:pPr>
+        <w:spacing w:after="0"/>
+        <w:rPr>
+          <w:rFonts w:cs="Times New Roman"/>
+          <w:sz w:val="18"/>
+          <w:szCs w:val="18"/>
+          <w:lang w:val="en-US"/>
+        </w:rPr>
+      </w:pPr>
+      <w:r>
+        <w:rPr>
+          <w:rFonts w:cs="Times New Roman"/>
+          <w:sz w:val="18"/>
+          <w:szCs w:val="18"/>
+          <w:lang w:val="en-US"/>
+        </w:rPr>
+        <w:t xml:space="preserve">   </w:t>
+      </w:r>
+      <w:proofErr w:type="spellStart"/>
+      <w:r>
+        <w:rPr>
+          <w:rFonts w:cs="Times New Roman"/>
+          <w:sz w:val="18"/>
+          <w:szCs w:val="18"/>
+          <w:lang w:val="en-US"/>
+        </w:rPr>
+        <w:t>PropertyID</w:t>
+      </w:r>
+      <w:proofErr w:type="spellEnd"/>
+      <w:r>
+        <w:rPr>
+          <w:rFonts w:cs="Times New Roman"/>
+          <w:sz w:val="18"/>
+          <w:szCs w:val="18"/>
+          <w:lang w:val="en-US"/>
+        </w:rPr>
+        <w:t>: INTEGER, PK, NOT NULL, UNIQUE</w:t>
+      </w:r>
+    </w:p>
+    <w:p>
+      <w:pPr>
+        <w:spacing w:after="0"/>
+        <w:rPr>
+          <w:rFonts w:cs="Times New Roman"/>
+          <w:sz w:val="18"/>
+          <w:szCs w:val="18"/>
+          <w:lang w:val="en-US"/>
+        </w:rPr>
+      </w:pPr>
+      <w:r>
+        <w:rPr>
+          <w:rFonts w:cs="Times New Roman"/>
+          <w:sz w:val="18"/>
+          <w:szCs w:val="18"/>
+          <w:lang w:val="en-US"/>
+        </w:rPr>
+        <w:t xml:space="preserve">   Address: </w:t>
+      </w:r>
+      <w:proofErr w:type="gramStart"/>
+      <w:r>
+        <w:rPr>
+          <w:rFonts w:cs="Times New Roman"/>
+          <w:sz w:val="18"/>
+          <w:szCs w:val="18"/>
+          <w:lang w:val="en-US"/>
+        </w:rPr>
+        <w:t>VARCHAR(</w:t>
+      </w:r>
+      <w:proofErr w:type="gramEnd"/>
+      <w:r>
+        <w:rPr>
+          <w:rFonts w:cs="Times New Roman"/>
+          <w:sz w:val="18"/>
+          <w:szCs w:val="18"/>
+          <w:lang w:val="en-US"/>
+        </w:rPr>
+        <w:t>255), NOT NULL</w:t>
+      </w:r>
+    </w:p>
+    <w:p>
+      <w:pPr>
+        <w:spacing w:after="0"/>
+        <w:rPr>
+          <w:rFonts w:cs="Times New Roman"/>
+          <w:sz w:val="18"/>
+          <w:szCs w:val="18"/>
+          <w:lang w:val="en-US"/>
+        </w:rPr>
+      </w:pPr>
+      <w:r>
+        <w:rPr>
+          <w:rFonts w:cs="Times New Roman"/>
+          <w:sz w:val="18"/>
+          <w:szCs w:val="18"/>
+          <w:lang w:val="en-US"/>
+        </w:rPr>
+        <w:t xml:space="preserve">   </w:t>
+      </w:r>
+      <w:proofErr w:type="spellStart"/>
+      <w:r>
+        <w:rPr>
+          <w:rFonts w:cs="Times New Roman"/>
+          <w:sz w:val="18"/>
+          <w:szCs w:val="18"/>
+          <w:lang w:val="en-US"/>
+        </w:rPr>
+        <w:t>TypeID</w:t>
+      </w:r>
+      <w:proofErr w:type="spellEnd"/>
+      <w:r>
+        <w:rPr>
+          <w:rFonts w:cs="Times New Roman"/>
+          <w:sz w:val="18"/>
+          <w:szCs w:val="18"/>
+          <w:lang w:val="en-US"/>
+        </w:rPr>
+        <w:t xml:space="preserve">: INTEGER, FK (REFERENCES </w:t>
+      </w:r>
+      <w:proofErr w:type="spellStart"/>
+      <w:r>
+        <w:rPr>
+          <w:rFonts w:cs="Times New Roman"/>
+          <w:sz w:val="18"/>
+          <w:szCs w:val="18"/>
+          <w:lang w:val="en-US"/>
+        </w:rPr>
+        <w:t>PropertyTypes</w:t>
+      </w:r>
+      <w:proofErr w:type="spellEnd"/>
+      <w:r>
+        <w:rPr>
+          <w:rFonts w:cs="Times New Roman"/>
+          <w:sz w:val="18"/>
+          <w:szCs w:val="18"/>
+          <w:lang w:val="en-US"/>
+        </w:rPr>
+        <w:t>), NOT NULL</w:t>
+      </w:r>
+    </w:p>
+    <w:p>
+      <w:pPr>
+        <w:spacing w:after="0"/>
+        <w:rPr>
+          <w:rFonts w:cs="Times New Roman"/>
+          <w:sz w:val="18"/>
+          <w:szCs w:val="18"/>
+          <w:lang w:val="en-US"/>
+        </w:rPr>
+      </w:pPr>
+      <w:r>
+        <w:rPr>
+          <w:rFonts w:cs="Times New Roman"/>
+          <w:sz w:val="18"/>
+          <w:szCs w:val="18"/>
+          <w:lang w:val="en-US"/>
+        </w:rPr>
+        <w:t xml:space="preserve">   Rooms: INTEGER</w:t>
+      </w:r>
+    </w:p>
+    <w:p>
+      <w:pPr>
+        <w:spacing w:after="0"/>
+        <w:rPr>
+          <w:rFonts w:cs="Times New Roman"/>
+          <w:sz w:val="18"/>
+          <w:szCs w:val="18"/>
+          <w:lang w:val="en-US"/>
+        </w:rPr>
+      </w:pPr>
+      <w:r>
+        <w:rPr>
+          <w:rFonts w:cs="Times New Roman"/>
+          <w:sz w:val="18"/>
+          <w:szCs w:val="18"/>
+          <w:lang w:val="en-US"/>
+        </w:rPr>
+        <w:t xml:space="preserve">   </w:t>
+      </w:r>
+      <w:proofErr w:type="spellStart"/>
+      <w:r>
+        <w:rPr>
+          <w:rFonts w:cs="Times New Roman"/>
+          <w:sz w:val="18"/>
+          <w:szCs w:val="18"/>
+          <w:lang w:val="en-US"/>
+        </w:rPr>
+        <w:t>RentPricePerMonth</w:t>
+      </w:r>
+      <w:proofErr w:type="spellEnd"/>
+      <w:r>
+        <w:rPr>
+          <w:rFonts w:cs="Times New Roman"/>
+          <w:sz w:val="18"/>
+          <w:szCs w:val="18"/>
+          <w:lang w:val="en-US"/>
+        </w:rPr>
+        <w:t xml:space="preserve">: </w:t>
+      </w:r>
+      <w:proofErr w:type="gramStart"/>
+      <w:r>
+        <w:rPr>
+          <w:rFonts w:cs="Times New Roman"/>
+          <w:sz w:val="18"/>
+          <w:szCs w:val="18"/>
+          <w:lang w:val="en-US"/>
+        </w:rPr>
+        <w:t>DECIMAL(</w:t>
+      </w:r>
+      <w:proofErr w:type="gramEnd"/>
+      <w:r>
+        <w:rPr>
+          <w:rFonts w:cs="Times New Roman"/>
+          <w:sz w:val="18"/>
+          <w:szCs w:val="18"/>
+          <w:lang w:val="en-US"/>
+        </w:rPr>
+        <w:t>10,2), NOT NULL</w:t>
+      </w:r>
+    </w:p>
+    <w:p>
+      <w:pPr>
+        <w:spacing w:after="0"/>
+        <w:rPr>
+          <w:rFonts w:cs="Times New Roman"/>
+          <w:sz w:val="18"/>
+          <w:szCs w:val="18"/>
+          <w:lang w:val="en-US"/>
+        </w:rPr>
+      </w:pPr>
+      <w:r>
+        <w:rPr>
+          <w:rFonts w:cs="Times New Roman"/>
+          <w:sz w:val="18"/>
+          <w:szCs w:val="18"/>
+          <w:lang w:val="en-US"/>
+        </w:rPr>
+        <w:t xml:space="preserve"> </w:t>
+      </w:r>
+      <w:r>
+        <w:rPr>
+          <w:rFonts w:cs="Times New Roman"/>
+          <w:b/>
+          <w:bCs/>
+          <w:sz w:val="18"/>
+          <w:szCs w:val="18"/>
+          <w:lang w:val="en-US"/>
+        </w:rPr>
+        <w:t>Constraints</w:t>
+      </w:r>
+      <w:r>
+        <w:rPr>
+          <w:rFonts w:cs="Times New Roman"/>
+          <w:sz w:val="18"/>
+          <w:szCs w:val="18"/>
+          <w:lang w:val="en-US"/>
+        </w:rPr>
+        <w:t>:</w:t>
+      </w:r>
+    </w:p>
+    <w:p>
+      <w:pPr>
+        <w:spacing w:after="0"/>
+        <w:rPr>
+          <w:rFonts w:cs="Times New Roman"/>
+          <w:sz w:val="18"/>
+          <w:szCs w:val="18"/>
+          <w:lang w:val="en-US"/>
+        </w:rPr>
+      </w:pPr>
+      <w:r>
+        <w:rPr>
+          <w:rFonts w:cs="Times New Roman"/>
+          <w:sz w:val="18"/>
+          <w:szCs w:val="18"/>
+          <w:lang w:val="en-US"/>
+        </w:rPr>
+        <w:t xml:space="preserve">   </w:t>
+      </w:r>
+      <w:proofErr w:type="spellStart"/>
+      <w:r>
+        <w:rPr>
+          <w:rFonts w:cs="Times New Roman"/>
+          <w:sz w:val="18"/>
+          <w:szCs w:val="18"/>
+          <w:lang w:val="en-US"/>
+        </w:rPr>
+        <w:t>PK_Properties</w:t>
+      </w:r>
+      <w:proofErr w:type="spellEnd"/>
+      <w:r>
+        <w:rPr>
+          <w:rFonts w:cs="Times New Roman"/>
+          <w:sz w:val="18"/>
+          <w:szCs w:val="18"/>
+          <w:lang w:val="en-US"/>
+        </w:rPr>
+        <w:t>: PRIMARY KEY (</w:t>
+      </w:r>
+      <w:proofErr w:type="spellStart"/>
+      <w:r>
+        <w:rPr>
+          <w:rFonts w:cs="Times New Roman"/>
+          <w:sz w:val="18"/>
+          <w:szCs w:val="18"/>
+          <w:lang w:val="en-US"/>
+        </w:rPr>
+        <w:t>PropertyID</w:t>
+      </w:r>
+      <w:proofErr w:type="spellEnd"/>
+      <w:r>
+        <w:rPr>
+          <w:rFonts w:cs="Times New Roman"/>
+          <w:sz w:val="18"/>
+          <w:szCs w:val="18"/>
+          <w:lang w:val="en-US"/>
+        </w:rPr>
+        <w:t>)</w:t>
+      </w:r>
+    </w:p>
+    <w:p>
+      <w:pPr>
+        <w:spacing w:after="0"/>
+        <w:rPr>
+          <w:rFonts w:cs="Times New Roman"/>
+          <w:sz w:val="18"/>
+          <w:szCs w:val="18"/>
+          <w:lang w:val="en-US"/>
+        </w:rPr>
+      </w:pPr>
+      <w:r>
+        <w:rPr>
+          <w:rFonts w:cs="Times New Roman"/>
+          <w:sz w:val="18"/>
+          <w:szCs w:val="18"/>
+          <w:lang w:val="en-US"/>
+        </w:rPr>
+        <w:t xml:space="preserve">   </w:t>
+      </w:r>
+      <w:proofErr w:type="spellStart"/>
+      <w:r>
+        <w:rPr>
+          <w:rFonts w:cs="Times New Roman"/>
+          <w:sz w:val="18"/>
+          <w:szCs w:val="18"/>
+          <w:lang w:val="en-US"/>
+        </w:rPr>
+        <w:t>FK_Properties_PropertyTypes</w:t>
+      </w:r>
+      <w:proofErr w:type="spellEnd"/>
+      <w:r>
+        <w:rPr>
+          <w:rFonts w:cs="Times New Roman"/>
+          <w:sz w:val="18"/>
+          <w:szCs w:val="18"/>
+          <w:lang w:val="en-US"/>
+        </w:rPr>
+        <w:t>: FOREIGN KEY (</w:t>
+      </w:r>
+      <w:proofErr w:type="spellStart"/>
+      <w:r>
+        <w:rPr>
+          <w:rFonts w:cs="Times New Roman"/>
+          <w:sz w:val="18"/>
+          <w:szCs w:val="18"/>
+          <w:lang w:val="en-US"/>
+        </w:rPr>
+        <w:t>TypeID</w:t>
+      </w:r>
+      <w:proofErr w:type="spellEnd"/>
+      <w:r>
+        <w:rPr>
+          <w:rFonts w:cs="Times New Roman"/>
+          <w:sz w:val="18"/>
+          <w:szCs w:val="18"/>
+          <w:lang w:val="en-US"/>
+        </w:rPr>
+        <w:t xml:space="preserve">) REFERENCES </w:t>
+      </w:r>
+      <w:proofErr w:type="spellStart"/>
+      <w:proofErr w:type="gramStart"/>
+      <w:r>
+        <w:rPr>
+          <w:rFonts w:cs="Times New Roman"/>
+          <w:sz w:val="18"/>
+          <w:szCs w:val="18"/>
+          <w:lang w:val="en-US"/>
+        </w:rPr>
+        <w:t>PropertyTypes</w:t>
+      </w:r>
+      <w:proofErr w:type="spellEnd"/>
+      <w:r>
+        <w:rPr>
+          <w:rFonts w:cs="Times New Roman"/>
+          <w:sz w:val="18"/>
+          <w:szCs w:val="18"/>
+          <w:lang w:val="en-US"/>
+        </w:rPr>
+        <w:t>(</w:t>
+      </w:r>
+      <w:proofErr w:type="spellStart"/>
+      <w:proofErr w:type="gramEnd"/>
+      <w:r>
+        <w:rPr>
+          <w:rFonts w:cs="Times New Roman"/>
+          <w:sz w:val="18"/>
+          <w:szCs w:val="18"/>
+          <w:lang w:val="en-US"/>
+        </w:rPr>
+        <w:t>TypeID</w:t>
+      </w:r>
+      <w:proofErr w:type="spellEnd"/>
+      <w:r>
+        <w:rPr>
+          <w:rFonts w:cs="Times New Roman"/>
+          <w:sz w:val="18"/>
+          <w:szCs w:val="18"/>
+          <w:lang w:val="en-US"/>
+        </w:rPr>
+        <w:t>)</w:t>
+      </w:r>
+    </w:p>
+    <w:p>
+      <w:pPr>
+        <w:spacing w:after="0"/>
+        <w:rPr>
+          <w:rFonts w:cs="Times New Roman"/>
+          <w:sz w:val="18"/>
+          <w:szCs w:val="18"/>
+          <w:lang w:val="en-US"/>
+        </w:rPr>
+      </w:pPr>
+      <w:r>
+        <w:rPr>
+          <w:rFonts w:cs="Times New Roman"/>
+          <w:sz w:val="18"/>
+          <w:szCs w:val="18"/>
+          <w:lang w:val="en-US"/>
+        </w:rPr>
+        <w:t xml:space="preserve">   </w:t>
+      </w:r>
+      <w:proofErr w:type="spellStart"/>
+      <w:r>
+        <w:rPr>
+          <w:rFonts w:cs="Times New Roman"/>
+          <w:sz w:val="18"/>
+          <w:szCs w:val="18"/>
+          <w:lang w:val="en-US"/>
+        </w:rPr>
+        <w:t>CHK_Rooms</w:t>
+      </w:r>
+      <w:proofErr w:type="spellEnd"/>
+      <w:r>
+        <w:rPr>
+          <w:rFonts w:cs="Times New Roman"/>
+          <w:sz w:val="18"/>
+          <w:szCs w:val="18"/>
+          <w:lang w:val="en-US"/>
+        </w:rPr>
+        <w:t>: CHECK (Rooms &gt;= 1)</w:t>
+      </w:r>
+    </w:p>
+    <w:p>
+      <w:pPr>
+        <w:spacing w:after="0"/>
+        <w:rPr>
+          <w:rFonts w:cs="Times New Roman"/>
+          <w:b/>
+          <w:bCs/>
+          <w:sz w:val="18"/>
+          <w:szCs w:val="18"/>
+          <w:lang w:val="en-US"/>
+        </w:rPr>
+      </w:pPr>
+      <w:r>
+        <w:rPr>
+          <w:rFonts w:cs="Times New Roman"/>
+          <w:sz w:val="18"/>
+          <w:szCs w:val="18"/>
+          <w:lang w:val="en-US"/>
+        </w:rPr>
+        <w:t xml:space="preserve">   </w:t>
+      </w:r>
+      <w:proofErr w:type="spellStart"/>
+      <w:r>
+        <w:rPr>
+          <w:rFonts w:cs="Times New Roman"/>
+          <w:sz w:val="18"/>
+          <w:szCs w:val="18"/>
+          <w:lang w:val="en-US"/>
+        </w:rPr>
+        <w:t>CHK_RentPrice</w:t>
+      </w:r>
+      <w:proofErr w:type="spellEnd"/>
+      <w:r>
+        <w:rPr>
+          <w:rFonts w:cs="Times New Roman"/>
+          <w:sz w:val="18"/>
+          <w:szCs w:val="18"/>
+          <w:lang w:val="en-US"/>
+        </w:rPr>
+        <w:t>: CHECK (</w:t>
+      </w:r>
+      <w:proofErr w:type="spellStart"/>
+      <w:r>
+        <w:rPr>
+          <w:rFonts w:cs="Times New Roman"/>
+          <w:sz w:val="18"/>
+          <w:szCs w:val="18"/>
+          <w:lang w:val="en-US"/>
+        </w:rPr>
+        <w:t>RentPricePerMonth</w:t>
+      </w:r>
+      <w:proofErr w:type="spellEnd"/>
+      <w:r>
+        <w:rPr>
+          <w:rFonts w:cs="Times New Roman"/>
+          <w:sz w:val="18"/>
+          <w:szCs w:val="18"/>
+          <w:lang w:val="en-US"/>
+        </w:rPr>
+        <w:t xml:space="preserve"> &gt; 0)</w:t>
+      </w:r>
+      <w:r>
+        <w:rPr>
+          <w:rFonts w:cs="Times New Roman"/>
+          <w:sz w:val="18"/>
+          <w:szCs w:val="18"/>
+          <w:lang w:val="en-US"/>
+        </w:rPr>
+        <w:br/>
+      </w:r>
+    </w:p>
+    <w:p>
+      <w:pPr>
+        <w:rPr>
+          <w:rFonts w:cs="Times New Roman"/>
+          <w:sz w:val="18"/>
+          <w:szCs w:val="18"/>
+        </w:rPr>
+      </w:pPr>
+      <w:r>
+        <w:rPr>
+          <w:rFonts w:cs="Times New Roman"/>
+          <w:sz w:val="18"/>
+          <w:szCs w:val="18"/>
+        </w:rPr>
+        <w:t>3</w:t>
+      </w:r>
+      <w:r>
+        <w:rPr>
+          <w:rFonts w:cs="Times New Roman"/>
+          <w:sz w:val="18"/>
+          <w:szCs w:val="18"/>
+        </w:rPr>
+        <w:t xml:space="preserve">. </w:t>
+      </w:r>
+      <w:proofErr w:type="spellStart"/>
+      <w:r>
+        <w:rPr>
+          <w:rFonts w:cs="Times New Roman"/>
+          <w:b/>
+          <w:bCs/>
+          <w:sz w:val="18"/>
+          <w:szCs w:val="18"/>
+        </w:rPr>
+        <w:t>Table</w:t>
+      </w:r>
+      <w:proofErr w:type="spellEnd"/>
+      <w:r>
+        <w:rPr>
+          <w:rFonts w:cs="Times New Roman"/>
+          <w:b/>
+          <w:bCs/>
+          <w:sz w:val="18"/>
+          <w:szCs w:val="18"/>
+        </w:rPr>
+        <w:t xml:space="preserve"> Name: </w:t>
+      </w:r>
+      <w:proofErr w:type="spellStart"/>
+      <w:r>
+        <w:rPr>
+          <w:rFonts w:cs="Times New Roman"/>
+          <w:b/>
+          <w:bCs/>
+          <w:sz w:val="18"/>
+          <w:szCs w:val="18"/>
         </w:rPr>
         <w:t>Tenants</w:t>
       </w:r>
-      <w:r>
-        <w:rPr>
-          <w:sz w:val="18"/>
-          <w:szCs w:val="18"/>
-        </w:rPr>
-        <w:t>)</w:t>
-      </w:r>
-      <w:r>
-        <w:rPr>
-          <w:sz w:val="18"/>
-          <w:szCs w:val="18"/>
-        </w:rPr>
-        <w:br/>
-      </w:r>
-      <w:r>
-        <w:rPr>
-          <w:sz w:val="18"/>
-          <w:szCs w:val="18"/>
-        </w:rPr>
-        <w:tab/>
-      </w:r>
-      <w:r>
-        <w:rPr>
-          <w:sz w:val="18"/>
-          <w:szCs w:val="18"/>
-        </w:rPr>
-        <w:t xml:space="preserve">3. </w:t>
-      </w:r>
-      <w:r>
-        <w:rPr>
-          <w:sz w:val="18"/>
-          <w:szCs w:val="18"/>
-        </w:rPr>
-        <w:t>Договоры аренды (</w:t>
-      </w:r>
-      <w:r>
-        <w:rPr>
-          <w:b/>
-          <w:bCs/>
-          <w:sz w:val="18"/>
-          <w:szCs w:val="18"/>
-          <w:lang w:val="en-US"/>
-        </w:rPr>
-        <w:t>Leases</w:t>
-      </w:r>
-      <w:r>
-        <w:rPr>
-          <w:sz w:val="18"/>
-          <w:szCs w:val="18"/>
-        </w:rPr>
-        <w:t>)</w:t>
-      </w:r>
-      <w:r>
-        <w:rPr>
-          <w:sz w:val="18"/>
-          <w:szCs w:val="18"/>
-        </w:rPr>
-        <w:br/>
-      </w:r>
-      <w:r>
-        <w:rPr>
-          <w:sz w:val="18"/>
-          <w:szCs w:val="18"/>
-        </w:rPr>
-        <w:tab/>
-      </w:r>
-      <w:r>
-        <w:rPr>
-          <w:sz w:val="18"/>
-          <w:szCs w:val="18"/>
-        </w:rPr>
-        <w:t xml:space="preserve">4. </w:t>
-      </w:r>
-      <w:r>
-        <w:rPr>
-          <w:sz w:val="18"/>
-          <w:szCs w:val="18"/>
-        </w:rPr>
-        <w:t>Заявки на обслуживание (</w:t>
-      </w:r>
-      <w:proofErr w:type="spellStart"/>
-      <w:r>
-        <w:rPr>
-          <w:b/>
-          <w:bCs/>
-          <w:sz w:val="18"/>
-          <w:szCs w:val="18"/>
-          <w:lang w:val="en-US"/>
-        </w:rPr>
-        <w:t>MaintenanceRequests</w:t>
-      </w:r>
-      <w:proofErr w:type="spellEnd"/>
-      <w:r>
-        <w:rPr>
-          <w:sz w:val="18"/>
-          <w:szCs w:val="18"/>
-        </w:rPr>
-        <w:t>)</w:t>
-      </w:r>
-      <w:r>
-        <w:rPr>
-          <w:sz w:val="18"/>
-          <w:szCs w:val="18"/>
-        </w:rPr>
-        <w:br/>
-      </w:r>
-      <w:r>
-        <w:rPr>
-          <w:rFonts w:cs="Times New Roman"/>
-          <w:sz w:val="18"/>
-          <w:szCs w:val="18"/>
-        </w:rPr>
-        <w:br/>
-      </w:r>
-      <w:r>
-        <w:rPr>
-          <w:rFonts w:cs="Times New Roman"/>
-          <w:b/>
-          <w:bCs/>
-          <w:sz w:val="18"/>
-          <w:szCs w:val="18"/>
-        </w:rPr>
-        <w:t>Проектирование Таблиц:</w:t>
-      </w:r>
-      <w:r>
-        <w:rPr>
-          <w:rFonts w:cs="Times New Roman"/>
-          <w:sz w:val="18"/>
-          <w:szCs w:val="18"/>
-        </w:rPr>
-        <w:br/>
-      </w:r>
-      <w:r>
-        <w:rPr>
-          <w:rFonts w:cs="Times New Roman"/>
-          <w:sz w:val="18"/>
-          <w:szCs w:val="18"/>
-        </w:rPr>
-        <w:br/>
-      </w:r>
-      <w:r>
-        <w:rPr>
-          <w:rFonts w:cs="Times New Roman"/>
-          <w:sz w:val="18"/>
-          <w:szCs w:val="18"/>
-        </w:rPr>
-        <w:t xml:space="preserve">1. </w:t>
-      </w:r>
-      <w:proofErr w:type="spellStart"/>
-      <w:r>
-        <w:rPr>
-          <w:rFonts w:cs="Times New Roman"/>
-          <w:b/>
-          <w:bCs/>
-          <w:sz w:val="18"/>
-          <w:szCs w:val="18"/>
-        </w:rPr>
-        <w:t>Table</w:t>
-      </w:r>
-      <w:proofErr w:type="spellEnd"/>
-      <w:r>
-        <w:rPr>
-          <w:rFonts w:cs="Times New Roman"/>
-          <w:b/>
-          <w:bCs/>
-          <w:sz w:val="18"/>
-          <w:szCs w:val="18"/>
-        </w:rPr>
-        <w:t xml:space="preserve"> Name: Properties</w:t>
-      </w:r>
+      <w:proofErr w:type="spellEnd"/>
       <w:r>
         <w:rPr>
           <w:rFonts w:cs="Times New Roman"/>
@@ -400,7 +1512,15 @@
           <w:sz w:val="18"/>
           <w:szCs w:val="18"/>
         </w:rPr>
-        <w:t>: Хранит информацию об объектах недвижимости, сдаваемых в аренду.</w:t>
+        <w:t>: </w:t>
+      </w:r>
+      <w:r>
+        <w:rPr>
+          <w:rFonts w:cs="Times New Roman"/>
+          <w:sz w:val="18"/>
+          <w:szCs w:val="18"/>
+        </w:rPr>
+        <w:t>Хранит данные об арендаторах.</w:t>
       </w:r>
       <w:r>
         <w:rPr>
@@ -438,119 +1558,6 @@
           <w:lang w:val="en-US"/>
         </w:rPr>
         <w:t>:</w:t>
-      </w:r>
-      <w:r>
-        <w:rPr>
-          <w:rFonts w:cs="Times New Roman"/>
-          <w:sz w:val="18"/>
-          <w:szCs w:val="18"/>
-          <w:lang w:val="en-US"/>
-        </w:rPr>
-        <w:br/>
-      </w:r>
-      <w:r>
-        <w:rPr>
-          <w:rFonts w:cs="Times New Roman"/>
-          <w:sz w:val="18"/>
-          <w:szCs w:val="18"/>
-          <w:lang w:val="en-US"/>
-        </w:rPr>
-        <w:t xml:space="preserve"> </w:t>
-      </w:r>
-      <w:proofErr w:type="spellStart"/>
-      <w:r>
-        <w:rPr>
-          <w:rFonts w:cs="Times New Roman"/>
-          <w:sz w:val="18"/>
-          <w:szCs w:val="18"/>
-          <w:lang w:val="en-US"/>
-        </w:rPr>
-        <w:t>PropertyID</w:t>
-      </w:r>
-      <w:proofErr w:type="spellEnd"/>
-      <w:r>
-        <w:rPr>
-          <w:rFonts w:cs="Times New Roman"/>
-          <w:sz w:val="18"/>
-          <w:szCs w:val="18"/>
-          <w:lang w:val="en-US"/>
-        </w:rPr>
-        <w:t>: INTEGER, PK, NOT NULL, UNIQUE</w:t>
-      </w:r>
-      <w:r>
-        <w:rPr>
-          <w:rFonts w:cs="Times New Roman"/>
-          <w:sz w:val="18"/>
-          <w:szCs w:val="18"/>
-          <w:lang w:val="en-US"/>
-        </w:rPr>
-        <w:br/>
-      </w:r>
-      <w:r>
-        <w:rPr>
-          <w:rFonts w:cs="Times New Roman"/>
-          <w:sz w:val="18"/>
-          <w:szCs w:val="18"/>
-          <w:lang w:val="en-US"/>
-        </w:rPr>
-        <w:t xml:space="preserve"> </w:t>
-      </w:r>
-      <w:r>
-        <w:rPr>
-          <w:rFonts w:cs="Times New Roman"/>
-          <w:sz w:val="18"/>
-          <w:szCs w:val="18"/>
-          <w:lang w:val="en-US"/>
-        </w:rPr>
-        <w:t>Address: VARCHAR(255), NOT NULL</w:t>
-      </w:r>
-      <w:r>
-        <w:rPr>
-          <w:rFonts w:cs="Times New Roman"/>
-          <w:sz w:val="18"/>
-          <w:szCs w:val="18"/>
-          <w:lang w:val="en-US"/>
-        </w:rPr>
-        <w:br/>
-      </w:r>
-      <w:r>
-        <w:rPr>
-          <w:rFonts w:cs="Times New Roman"/>
-          <w:sz w:val="18"/>
-          <w:szCs w:val="18"/>
-          <w:lang w:val="en-US"/>
-        </w:rPr>
-        <w:t xml:space="preserve"> </w:t>
-      </w:r>
-      <w:proofErr w:type="spellStart"/>
-      <w:r>
-        <w:rPr>
-          <w:rFonts w:cs="Times New Roman"/>
-          <w:sz w:val="18"/>
-          <w:szCs w:val="18"/>
-          <w:lang w:val="en-US"/>
-        </w:rPr>
-        <w:t>PropertyType</w:t>
-      </w:r>
-      <w:proofErr w:type="spellEnd"/>
-      <w:r>
-        <w:rPr>
-          <w:rFonts w:cs="Times New Roman"/>
-          <w:sz w:val="18"/>
-          <w:szCs w:val="18"/>
-          <w:lang w:val="en-US"/>
-        </w:rPr>
-        <w:t>: VARCHAR(50), NOT NULL</w:t>
-      </w:r>
-      <w:r>
-        <w:rPr>
-          <w:rFonts w:cs="Times New Roman"/>
-          <w:sz w:val="18"/>
-          <w:szCs w:val="18"/>
-          <w:lang w:val="en-US"/>
-        </w:rPr>
-        <w:br/>
-        <w:t xml:space="preserve"> Rooms: INTEGER</w:t>
       </w:r>
       <w:r>
         <w:rPr>
@@ -570,17 +1577,17 @@
           <w:szCs w:val="18"/>
           <w:lang w:val="en-US"/>
         </w:rPr>
-        <w:t>RentPricePerMonth</w:t>
-      </w:r>
-      <w:proofErr w:type="spellEnd"/>
-      <w:r>
-        <w:rPr>
-          <w:rFonts w:cs="Times New Roman"/>
-          <w:sz w:val="18"/>
-          <w:szCs w:val="18"/>
-          <w:lang w:val="en-US"/>
-        </w:rPr>
-        <w:t>: DECIMAL(10,2), NOT NULL</w:t>
+        <w:t>TenantID</w:t>
+      </w:r>
+      <w:proofErr w:type="spellEnd"/>
+      <w:r>
+        <w:rPr>
+          <w:rFonts w:cs="Times New Roman"/>
+          <w:sz w:val="18"/>
+          <w:szCs w:val="18"/>
+          <w:lang w:val="en-US"/>
+        </w:rPr>
+        <w:t>: INTEGER, PK, NOT NULL, UNIQUE</w:t>
       </w:r>
       <w:r>
         <w:rPr>
@@ -590,45 +1597,7 @@
           <w:lang w:val="en-US"/>
         </w:rPr>
         <w:br/>
-        <w:t xml:space="preserve"> Status: VARCHAR(20), DEFAULT 'available'</w:t>
-      </w:r>
-      <w:r>
-        <w:rPr>
-          <w:rFonts w:cs="Times New Roman"/>
-          <w:sz w:val="18"/>
-          <w:szCs w:val="18"/>
-          <w:lang w:val="en-US"/>
-        </w:rPr>
-        <w:br/>
-      </w:r>
-      <w:r>
-        <w:rPr>
-          <w:rFonts w:ascii="Aptos" w:hAnsi="Aptos" w:cs="Aptos"/>
-          <w:sz w:val="18"/>
-          <w:szCs w:val="18"/>
-          <w:lang w:val="en-US"/>
-        </w:rPr>
-        <w:t> </w:t>
-      </w:r>
-      <w:r>
-        <w:rPr>
-          <w:rFonts w:cs="Times New Roman"/>
-          <w:b/>
-          <w:bCs/>
-          <w:sz w:val="18"/>
-          <w:szCs w:val="18"/>
-          <w:lang w:val="en-US"/>
-        </w:rPr>
-        <w:t>Constraints</w:t>
-      </w:r>
-      <w:r>
-        <w:rPr>
-          <w:rFonts w:cs="Times New Roman"/>
-          <w:sz w:val="18"/>
-          <w:szCs w:val="18"/>
-          <w:lang w:val="en-US"/>
-        </w:rPr>
-        <w:t>:</w:t>
+        <w:t xml:space="preserve"> FirstName: VARCHAR(100), NOT NULL</w:t>
       </w:r>
       <w:r>
         <w:rPr>
@@ -648,37 +1617,37 @@
           <w:szCs w:val="18"/>
           <w:lang w:val="en-US"/>
         </w:rPr>
-        <w:t>PK_Properties</w:t>
-      </w:r>
-      <w:proofErr w:type="spellEnd"/>
-      <w:r>
-        <w:rPr>
-          <w:rFonts w:cs="Times New Roman"/>
-          <w:sz w:val="18"/>
-          <w:szCs w:val="18"/>
-          <w:lang w:val="en-US"/>
-        </w:rPr>
-        <w:t>: PRIMARY KEY (</w:t>
-      </w:r>
-      <w:proofErr w:type="spellStart"/>
-      <w:r>
-        <w:rPr>
-          <w:rFonts w:cs="Times New Roman"/>
-          <w:sz w:val="18"/>
-          <w:szCs w:val="18"/>
-          <w:lang w:val="en-US"/>
-        </w:rPr>
-        <w:t>PropertyID</w:t>
-      </w:r>
-      <w:proofErr w:type="spellEnd"/>
-      <w:r>
-        <w:rPr>
-          <w:rFonts w:cs="Times New Roman"/>
-          <w:sz w:val="18"/>
-          <w:szCs w:val="18"/>
-          <w:lang w:val="en-US"/>
-        </w:rPr>
-        <w:t>)</w:t>
+        <w:t>LastName</w:t>
+      </w:r>
+      <w:proofErr w:type="spellEnd"/>
+      <w:r>
+        <w:rPr>
+          <w:rFonts w:cs="Times New Roman"/>
+          <w:sz w:val="18"/>
+          <w:szCs w:val="18"/>
+          <w:lang w:val="en-US"/>
+        </w:rPr>
+        <w:t>: VARCHAR(100), NOT NULL</w:t>
+      </w:r>
+      <w:r>
+        <w:rPr>
+          <w:rFonts w:cs="Times New Roman"/>
+          <w:sz w:val="18"/>
+          <w:szCs w:val="18"/>
+          <w:lang w:val="en-US"/>
+        </w:rPr>
+        <w:br/>
+        <w:t xml:space="preserve"> Email: VARCHAR(255), UNIQUE</w:t>
+      </w:r>
+      <w:r>
+        <w:rPr>
+          <w:rFonts w:cs="Times New Roman"/>
+          <w:sz w:val="18"/>
+          <w:szCs w:val="18"/>
+          <w:lang w:val="en-US"/>
+        </w:rPr>
+        <w:br/>
+        <w:t xml:space="preserve"> Phone: VARCHAR(20)</w:t>
       </w:r>
       <w:r>
         <w:rPr>
@@ -698,17 +1667,55 @@
           <w:szCs w:val="18"/>
           <w:lang w:val="en-US"/>
         </w:rPr>
-        <w:t>CHK_Rooms</w:t>
-      </w:r>
-      <w:proofErr w:type="spellEnd"/>
-      <w:r>
-        <w:rPr>
-          <w:rFonts w:cs="Times New Roman"/>
-          <w:sz w:val="18"/>
-          <w:szCs w:val="18"/>
-          <w:lang w:val="en-US"/>
-        </w:rPr>
-        <w:t>: CHECK (Rooms &gt;= 1)</w:t>
+        <w:t>RegistrationDate</w:t>
+      </w:r>
+      <w:proofErr w:type="spellEnd"/>
+      <w:r>
+        <w:rPr>
+          <w:rFonts w:cs="Times New Roman"/>
+          <w:sz w:val="18"/>
+          <w:szCs w:val="18"/>
+          <w:lang w:val="en-US"/>
+        </w:rPr>
+        <w:t>: DATE, DEFAULT CURRENT_DATE</w:t>
+      </w:r>
+      <w:r>
+        <w:rPr>
+          <w:rFonts w:cs="Times New Roman"/>
+          <w:sz w:val="18"/>
+          <w:szCs w:val="18"/>
+          <w:lang w:val="en-US"/>
+        </w:rPr>
+        <w:br/>
+      </w:r>
+      <w:r>
+        <w:rPr>
+          <w:rFonts w:ascii="Aptos" w:hAnsi="Aptos" w:cs="Aptos"/>
+          <w:sz w:val="18"/>
+          <w:szCs w:val="18"/>
+          <w:lang w:val="en-US"/>
+        </w:rPr>
+        <w:t> </w:t>
+      </w:r>
+      <w:r>
+        <w:rPr>
+          <w:rFonts w:cs="Times New Roman"/>
+          <w:b/>
+          <w:bCs/>
+          <w:sz w:val="18"/>
+          <w:szCs w:val="18"/>
+          <w:lang w:val="en-US"/>
+        </w:rPr>
+        <w:t>Constraints</w:t>
+      </w:r>
+      <w:r>
+        <w:rPr>
+          <w:rFonts w:cs="Times New Roman"/>
+          <w:sz w:val="18"/>
+          <w:szCs w:val="18"/>
+          <w:lang w:val="en-US"/>
+        </w:rPr>
+        <w:t>:</w:t>
       </w:r>
       <w:r>
         <w:rPr>
@@ -728,37 +1735,37 @@
           <w:szCs w:val="18"/>
           <w:lang w:val="en-US"/>
         </w:rPr>
-        <w:t>CHK_RentPrice</w:t>
-      </w:r>
-      <w:proofErr w:type="spellEnd"/>
-      <w:r>
-        <w:rPr>
-          <w:rFonts w:cs="Times New Roman"/>
-          <w:sz w:val="18"/>
-          <w:szCs w:val="18"/>
-          <w:lang w:val="en-US"/>
-        </w:rPr>
-        <w:t>: CHECK (</w:t>
-      </w:r>
-      <w:proofErr w:type="spellStart"/>
-      <w:r>
-        <w:rPr>
-          <w:rFonts w:cs="Times New Roman"/>
-          <w:sz w:val="18"/>
-          <w:szCs w:val="18"/>
-          <w:lang w:val="en-US"/>
-        </w:rPr>
-        <w:t>RentPricePerMonth</w:t>
-      </w:r>
-      <w:proofErr w:type="spellEnd"/>
-      <w:r>
-        <w:rPr>
-          <w:rFonts w:cs="Times New Roman"/>
-          <w:sz w:val="18"/>
-          <w:szCs w:val="18"/>
-          <w:lang w:val="en-US"/>
-        </w:rPr>
-        <w:t xml:space="preserve"> &gt; 0)</w:t>
+        <w:t>PK_Tenants</w:t>
+      </w:r>
+      <w:proofErr w:type="spellEnd"/>
+      <w:r>
+        <w:rPr>
+          <w:rFonts w:cs="Times New Roman"/>
+          <w:sz w:val="18"/>
+          <w:szCs w:val="18"/>
+          <w:lang w:val="en-US"/>
+        </w:rPr>
+        <w:t>: PRIMARY KEY (</w:t>
+      </w:r>
+      <w:proofErr w:type="spellStart"/>
+      <w:r>
+        <w:rPr>
+          <w:rFonts w:cs="Times New Roman"/>
+          <w:sz w:val="18"/>
+          <w:szCs w:val="18"/>
+          <w:lang w:val="en-US"/>
+        </w:rPr>
+        <w:t>TenantID</w:t>
+      </w:r>
+      <w:proofErr w:type="spellEnd"/>
+      <w:r>
+        <w:rPr>
+          <w:rFonts w:cs="Times New Roman"/>
+          <w:sz w:val="18"/>
+          <w:szCs w:val="18"/>
+          <w:lang w:val="en-US"/>
+        </w:rPr>
+        <w:t>)</w:t>
       </w:r>
       <w:r>
         <w:rPr>
@@ -778,44 +1785,56 @@
           <w:szCs w:val="18"/>
           <w:lang w:val="en-US"/>
         </w:rPr>
-        <w:t>CHK_Status</w:t>
-      </w:r>
-      <w:proofErr w:type="spellEnd"/>
-      <w:r>
-        <w:rPr>
-          <w:rFonts w:cs="Times New Roman"/>
-          <w:sz w:val="18"/>
-          <w:szCs w:val="18"/>
-          <w:lang w:val="en-US"/>
-        </w:rPr>
-        <w:t>: CHECK (Status IN ('available', 'rented', 'under maintenance'))</w:t>
-      </w:r>
-      <w:r>
-        <w:rPr>
-          <w:rFonts w:cs="Times New Roman"/>
-          <w:sz w:val="18"/>
-          <w:szCs w:val="18"/>
-        </w:rPr>
-        <w:br/>
+        <w:t>UQ_Email</w:t>
+      </w:r>
+      <w:proofErr w:type="spellEnd"/>
+      <w:r>
+        <w:rPr>
+          <w:rFonts w:cs="Times New Roman"/>
+          <w:sz w:val="18"/>
+          <w:szCs w:val="18"/>
+          <w:lang w:val="en-US"/>
+        </w:rPr>
+        <w:t>: UNIQUE (Email)</w:t>
       </w:r>
     </w:p>
     <w:p>
       <w:pPr>
         <w:spacing w:after="0"/>
-        <w:rPr>
-          <w:rFonts w:cs="Times New Roman"/>
-          <w:sz w:val="18"/>
-          <w:szCs w:val="18"/>
-          <w:lang w:val="en-US"/>
-        </w:rPr>
-      </w:pPr>
-      <w:r>
-        <w:rPr>
-          <w:rFonts w:cs="Times New Roman"/>
-          <w:sz w:val="18"/>
-          <w:szCs w:val="18"/>
-        </w:rPr>
-        <w:t xml:space="preserve">2. </w:t>
+        <w:ind w:left="360"/>
+        <w:rPr>
+          <w:rFonts w:cs="Times New Roman"/>
+          <w:sz w:val="18"/>
+          <w:szCs w:val="18"/>
+          <w:lang w:val="en-US"/>
+        </w:rPr>
+      </w:pPr>
+    </w:p>
+    <w:p>
+      <w:pPr>
+        <w:spacing w:after="0"/>
+        <w:rPr>
+          <w:rFonts w:cs="Times New Roman"/>
+          <w:sz w:val="18"/>
+          <w:szCs w:val="18"/>
+          <w:lang w:val="en-US"/>
+        </w:rPr>
+      </w:pPr>
+      <w:r>
+        <w:rPr>
+          <w:rFonts w:cs="Times New Roman"/>
+          <w:sz w:val="18"/>
+          <w:szCs w:val="18"/>
+        </w:rPr>
+        <w:t>4</w:t>
+      </w:r>
+      <w:r>
+        <w:rPr>
+          <w:rFonts w:cs="Times New Roman"/>
+          <w:sz w:val="18"/>
+          <w:szCs w:val="18"/>
+        </w:rPr>
+        <w:t xml:space="preserve">. </w:t>
       </w:r>
       <w:proofErr w:type="spellStart"/>
       <w:r>
@@ -848,7 +1867,7 @@
           <w:sz w:val="18"/>
           <w:szCs w:val="18"/>
         </w:rPr>
-        <w:t>Tenants</w:t>
+        <w:t>Leases</w:t>
       </w:r>
       <w:proofErr w:type="spellEnd"/>
       <w:r>
@@ -872,29 +1891,143 @@
         <w:t>Description</w:t>
       </w:r>
       <w:proofErr w:type="spellEnd"/>
-      <w:r>
-        <w:rPr>
-          <w:rFonts w:cs="Times New Roman"/>
-          <w:sz w:val="18"/>
-          <w:szCs w:val="18"/>
-        </w:rPr>
-        <w:t>: Хранит данные об арендаторах (физических или юридических лицах).</w:t>
-      </w:r>
-      <w:r>
-        <w:rPr>
-          <w:rFonts w:cs="Times New Roman"/>
-          <w:sz w:val="18"/>
-          <w:szCs w:val="18"/>
+      <w:proofErr w:type="gramStart"/>
+      <w:r>
+        <w:rPr>
+          <w:rFonts w:cs="Times New Roman"/>
+          <w:sz w:val="18"/>
+          <w:szCs w:val="18"/>
+        </w:rPr>
+        <w:t>: Связывает</w:t>
+      </w:r>
+      <w:proofErr w:type="gramEnd"/>
+      <w:r>
+        <w:rPr>
+          <w:rFonts w:cs="Times New Roman"/>
+          <w:sz w:val="18"/>
+          <w:szCs w:val="18"/>
+        </w:rPr>
+        <w:t xml:space="preserve"> объекты и арендаторов, фиксирует условия аренды (период, стоимость). Реализует</w:t>
+      </w:r>
+      <w:r>
+        <w:rPr>
+          <w:rFonts w:cs="Times New Roman"/>
+          <w:sz w:val="18"/>
+          <w:szCs w:val="18"/>
+          <w:lang w:val="en-US"/>
+        </w:rPr>
+        <w:t xml:space="preserve"> </w:t>
+      </w:r>
+      <w:r>
+        <w:rPr>
+          <w:rFonts w:cs="Times New Roman"/>
+          <w:sz w:val="18"/>
+          <w:szCs w:val="18"/>
+        </w:rPr>
+        <w:t>связь</w:t>
+      </w:r>
+      <w:r>
+        <w:rPr>
+          <w:rFonts w:cs="Times New Roman"/>
+          <w:sz w:val="18"/>
+          <w:szCs w:val="18"/>
+          <w:lang w:val="en-US"/>
+        </w:rPr>
+        <w:t xml:space="preserve"> «</w:t>
+      </w:r>
+      <w:r>
+        <w:rPr>
+          <w:rFonts w:cs="Times New Roman"/>
+          <w:sz w:val="18"/>
+          <w:szCs w:val="18"/>
+        </w:rPr>
+        <w:t>многие</w:t>
+      </w:r>
+      <w:r>
+        <w:rPr>
+          <w:rFonts w:cs="Times New Roman"/>
+          <w:sz w:val="18"/>
+          <w:szCs w:val="18"/>
+          <w:lang w:val="en-US"/>
+        </w:rPr>
+        <w:t>-</w:t>
+      </w:r>
+      <w:r>
+        <w:rPr>
+          <w:rFonts w:cs="Times New Roman"/>
+          <w:sz w:val="18"/>
+          <w:szCs w:val="18"/>
+        </w:rPr>
+        <w:t>ко</w:t>
+      </w:r>
+      <w:r>
+        <w:rPr>
+          <w:rFonts w:cs="Times New Roman"/>
+          <w:sz w:val="18"/>
+          <w:szCs w:val="18"/>
+          <w:lang w:val="en-US"/>
+        </w:rPr>
+        <w:t>-</w:t>
+      </w:r>
+      <w:r>
+        <w:rPr>
+          <w:rFonts w:cs="Times New Roman"/>
+          <w:sz w:val="18"/>
+          <w:szCs w:val="18"/>
+        </w:rPr>
+        <w:t>многим</w:t>
+      </w:r>
+      <w:r>
+        <w:rPr>
+          <w:rFonts w:cs="Times New Roman"/>
+          <w:sz w:val="18"/>
+          <w:szCs w:val="18"/>
+          <w:lang w:val="en-US"/>
+        </w:rPr>
+        <w:t xml:space="preserve">» </w:t>
+      </w:r>
+      <w:r>
+        <w:rPr>
+          <w:rFonts w:cs="Times New Roman"/>
+          <w:sz w:val="18"/>
+          <w:szCs w:val="18"/>
+        </w:rPr>
+        <w:t>между</w:t>
+      </w:r>
+      <w:r>
+        <w:rPr>
+          <w:rFonts w:cs="Times New Roman"/>
+          <w:sz w:val="18"/>
+          <w:szCs w:val="18"/>
+          <w:lang w:val="en-US"/>
+        </w:rPr>
+        <w:t xml:space="preserve"> Properties </w:t>
+      </w:r>
+      <w:r>
+        <w:rPr>
+          <w:rFonts w:cs="Times New Roman"/>
+          <w:sz w:val="18"/>
+          <w:szCs w:val="18"/>
+        </w:rPr>
+        <w:t>и</w:t>
+      </w:r>
+      <w:r>
+        <w:rPr>
+          <w:rFonts w:cs="Times New Roman"/>
+          <w:sz w:val="18"/>
+          <w:szCs w:val="18"/>
+          <w:lang w:val="en-US"/>
+        </w:rPr>
+        <w:t xml:space="preserve"> Tenants.</w:t>
+      </w:r>
+      <w:r>
+        <w:rPr>
+          <w:rFonts w:cs="Times New Roman"/>
+          <w:sz w:val="18"/>
+          <w:szCs w:val="18"/>
+          <w:lang w:val="en-US"/>
         </w:rPr>
         <w:br/>
-      </w:r>
-      <w:r>
-        <w:rPr>
-          <w:rFonts w:cs="Times New Roman"/>
-          <w:sz w:val="18"/>
-          <w:szCs w:val="18"/>
-          <w:lang w:val="en-US"/>
-        </w:rPr>
         <w:t> </w:t>
       </w:r>
       <w:r>
@@ -916,6 +2049,45 @@
           <w:lang w:val="en-US"/>
         </w:rPr>
         <w:t>:</w:t>
+      </w:r>
+      <w:r>
+        <w:rPr>
+          <w:rFonts w:cs="Times New Roman"/>
+          <w:sz w:val="18"/>
+          <w:szCs w:val="18"/>
+          <w:lang w:val="en-US"/>
+        </w:rPr>
+        <w:br/>
+      </w:r>
+      <w:r>
+        <w:rPr>
+          <w:rFonts w:cs="Times New Roman"/>
+          <w:sz w:val="18"/>
+          <w:szCs w:val="18"/>
+          <w:lang w:val="en-US"/>
+        </w:rPr>
+        <w:lastRenderedPageBreak/>
+        <w:t xml:space="preserve"> </w:t>
+      </w:r>
+      <w:proofErr w:type="spellStart"/>
+      <w:r>
+        <w:rPr>
+          <w:rFonts w:cs="Times New Roman"/>
+          <w:sz w:val="18"/>
+          <w:szCs w:val="18"/>
+          <w:lang w:val="en-US"/>
+        </w:rPr>
+        <w:t>LeaseID</w:t>
+      </w:r>
+      <w:proofErr w:type="spellEnd"/>
+      <w:r>
+        <w:rPr>
+          <w:rFonts w:cs="Times New Roman"/>
+          <w:sz w:val="18"/>
+          <w:szCs w:val="18"/>
+          <w:lang w:val="en-US"/>
+        </w:rPr>
+        <w:t>: INTEGER, PK, NOT NULL, UNIQUE</w:t>
       </w:r>
       <w:r>
         <w:rPr>
@@ -935,27 +2107,17 @@
           <w:szCs w:val="18"/>
           <w:lang w:val="en-US"/>
         </w:rPr>
-        <w:t>TenantID</w:t>
-      </w:r>
-      <w:proofErr w:type="spellEnd"/>
-      <w:r>
-        <w:rPr>
-          <w:rFonts w:cs="Times New Roman"/>
-          <w:sz w:val="18"/>
-          <w:szCs w:val="18"/>
-          <w:lang w:val="en-US"/>
-        </w:rPr>
-        <w:t>: INTEGER, PK, NOT NULL, UNIQUE</w:t>
-      </w:r>
-      <w:r>
-        <w:rPr>
-          <w:rFonts w:cs="Times New Roman"/>
-          <w:sz w:val="18"/>
-          <w:szCs w:val="18"/>
-          <w:lang w:val="en-US"/>
-        </w:rPr>
-        <w:br/>
-        <w:t xml:space="preserve"> FirstName: VARCHAR(100), NOT NULL</w:t>
+        <w:t>PropertyID</w:t>
+      </w:r>
+      <w:proofErr w:type="spellEnd"/>
+      <w:r>
+        <w:rPr>
+          <w:rFonts w:cs="Times New Roman"/>
+          <w:sz w:val="18"/>
+          <w:szCs w:val="18"/>
+          <w:lang w:val="en-US"/>
+        </w:rPr>
+        <w:t>: INTEGER, FK (REFERENCES Properties), NOT NULL</w:t>
       </w:r>
       <w:r>
         <w:rPr>
@@ -975,17 +2137,17 @@
           <w:szCs w:val="18"/>
           <w:lang w:val="en-US"/>
         </w:rPr>
-        <w:t>LastName</w:t>
-      </w:r>
-      <w:proofErr w:type="spellEnd"/>
-      <w:r>
-        <w:rPr>
-          <w:rFonts w:cs="Times New Roman"/>
-          <w:sz w:val="18"/>
-          <w:szCs w:val="18"/>
-          <w:lang w:val="en-US"/>
-        </w:rPr>
-        <w:t>: VARCHAR(100), NOT NULL</w:t>
+        <w:t>TenantID</w:t>
+      </w:r>
+      <w:proofErr w:type="spellEnd"/>
+      <w:r>
+        <w:rPr>
+          <w:rFonts w:cs="Times New Roman"/>
+          <w:sz w:val="18"/>
+          <w:szCs w:val="18"/>
+          <w:lang w:val="en-US"/>
+        </w:rPr>
+        <w:t>: INTEGER, FK (REFERENCES Tenants), NOT NULL</w:t>
       </w:r>
       <w:r>
         <w:rPr>
@@ -995,17 +2157,7 @@
           <w:lang w:val="en-US"/>
         </w:rPr>
         <w:br/>
-        <w:t xml:space="preserve"> Email: VARCHAR(255), UNIQUE</w:t>
-      </w:r>
-      <w:r>
-        <w:rPr>
-          <w:rFonts w:cs="Times New Roman"/>
-          <w:sz w:val="18"/>
-          <w:szCs w:val="18"/>
-          <w:lang w:val="en-US"/>
-        </w:rPr>
-        <w:br/>
-        <w:t xml:space="preserve"> Phone: VARCHAR(20)</w:t>
+        <w:t xml:space="preserve"> StartDate: DATE, NOT NULL</w:t>
       </w:r>
       <w:r>
         <w:rPr>
@@ -1025,55 +2177,17 @@
           <w:szCs w:val="18"/>
           <w:lang w:val="en-US"/>
         </w:rPr>
-        <w:t>RegistrationDate</w:t>
-      </w:r>
-      <w:proofErr w:type="spellEnd"/>
-      <w:r>
-        <w:rPr>
-          <w:rFonts w:cs="Times New Roman"/>
-          <w:sz w:val="18"/>
-          <w:szCs w:val="18"/>
-          <w:lang w:val="en-US"/>
-        </w:rPr>
-        <w:t>: DATE, DEFAULT CURRENT_DATE</w:t>
-      </w:r>
-      <w:r>
-        <w:rPr>
-          <w:rFonts w:cs="Times New Roman"/>
-          <w:sz w:val="18"/>
-          <w:szCs w:val="18"/>
-          <w:lang w:val="en-US"/>
-        </w:rPr>
-        <w:br/>
-      </w:r>
-      <w:r>
-        <w:rPr>
-          <w:rFonts w:ascii="Aptos" w:hAnsi="Aptos" w:cs="Aptos"/>
-          <w:sz w:val="18"/>
-          <w:szCs w:val="18"/>
-          <w:lang w:val="en-US"/>
-        </w:rPr>
-        <w:t> </w:t>
-      </w:r>
-      <w:r>
-        <w:rPr>
-          <w:rFonts w:cs="Times New Roman"/>
-          <w:b/>
-          <w:bCs/>
-          <w:sz w:val="18"/>
-          <w:szCs w:val="18"/>
-          <w:lang w:val="en-US"/>
-        </w:rPr>
-        <w:t>Constraints</w:t>
-      </w:r>
-      <w:r>
-        <w:rPr>
-          <w:rFonts w:cs="Times New Roman"/>
-          <w:sz w:val="18"/>
-          <w:szCs w:val="18"/>
-          <w:lang w:val="en-US"/>
-        </w:rPr>
-        <w:t>:</w:t>
+        <w:t>EndDate</w:t>
+      </w:r>
+      <w:proofErr w:type="spellEnd"/>
+      <w:r>
+        <w:rPr>
+          <w:rFonts w:cs="Times New Roman"/>
+          <w:sz w:val="18"/>
+          <w:szCs w:val="18"/>
+          <w:lang w:val="en-US"/>
+        </w:rPr>
+        <w:t>: DATE</w:t>
       </w:r>
       <w:r>
         <w:rPr>
@@ -1093,37 +2207,65 @@
           <w:szCs w:val="18"/>
           <w:lang w:val="en-US"/>
         </w:rPr>
-        <w:t>PK_Tenants</w:t>
-      </w:r>
-      <w:proofErr w:type="spellEnd"/>
-      <w:r>
-        <w:rPr>
-          <w:rFonts w:cs="Times New Roman"/>
-          <w:sz w:val="18"/>
-          <w:szCs w:val="18"/>
-          <w:lang w:val="en-US"/>
-        </w:rPr>
-        <w:t>: PRIMARY KEY (</w:t>
-      </w:r>
-      <w:proofErr w:type="spellStart"/>
-      <w:r>
-        <w:rPr>
-          <w:rFonts w:cs="Times New Roman"/>
-          <w:sz w:val="18"/>
-          <w:szCs w:val="18"/>
-          <w:lang w:val="en-US"/>
-        </w:rPr>
-        <w:t>TenantID</w:t>
-      </w:r>
-      <w:proofErr w:type="spellEnd"/>
-      <w:r>
-        <w:rPr>
-          <w:rFonts w:cs="Times New Roman"/>
-          <w:sz w:val="18"/>
-          <w:szCs w:val="18"/>
-          <w:lang w:val="en-US"/>
-        </w:rPr>
-        <w:t>)</w:t>
+        <w:t>MonthlyRent</w:t>
+      </w:r>
+      <w:proofErr w:type="spellEnd"/>
+      <w:r>
+        <w:rPr>
+          <w:rFonts w:cs="Times New Roman"/>
+          <w:sz w:val="18"/>
+          <w:szCs w:val="18"/>
+          <w:lang w:val="en-US"/>
+        </w:rPr>
+        <w:t>: DECIMAL(10,2), NOT NULL</w:t>
+      </w:r>
+      <w:r>
+        <w:rPr>
+          <w:rFonts w:cs="Times New Roman"/>
+          <w:sz w:val="18"/>
+          <w:szCs w:val="18"/>
+          <w:lang w:val="en-US"/>
+        </w:rPr>
+        <w:br/>
+        <w:t xml:space="preserve"> Deposit: DECIMAL(10,2)</w:t>
+      </w:r>
+      <w:r>
+        <w:rPr>
+          <w:rFonts w:cs="Times New Roman"/>
+          <w:sz w:val="18"/>
+          <w:szCs w:val="18"/>
+          <w:lang w:val="en-US"/>
+        </w:rPr>
+        <w:br/>
+      </w:r>
+      <w:r>
+        <w:rPr>
+          <w:rFonts w:ascii="Aptos" w:hAnsi="Aptos" w:cs="Aptos"/>
+          <w:sz w:val="18"/>
+          <w:szCs w:val="18"/>
+          <w:lang w:val="en-US"/>
+        </w:rPr>
+        <w:t> </w:t>
+      </w:r>
+      <w:r>
+        <w:rPr>
+          <w:rFonts w:cs="Times New Roman"/>
+          <w:b/>
+          <w:bCs/>
+          <w:sz w:val="18"/>
+          <w:szCs w:val="18"/>
+          <w:lang w:val="en-US"/>
+        </w:rPr>
+        <w:t>Constraints</w:t>
+      </w:r>
+      <w:r>
+        <w:rPr>
+          <w:rFonts w:cs="Times New Roman"/>
+          <w:sz w:val="18"/>
+          <w:szCs w:val="18"/>
+          <w:lang w:val="en-US"/>
+        </w:rPr>
+        <w:t>:</w:t>
       </w:r>
       <w:r>
         <w:rPr>
@@ -1143,17 +2285,297 @@
           <w:szCs w:val="18"/>
           <w:lang w:val="en-US"/>
         </w:rPr>
-        <w:t>UQ_Email</w:t>
-      </w:r>
-      <w:proofErr w:type="spellEnd"/>
-      <w:r>
-        <w:rPr>
-          <w:rFonts w:cs="Times New Roman"/>
-          <w:sz w:val="18"/>
-          <w:szCs w:val="18"/>
-          <w:lang w:val="en-US"/>
-        </w:rPr>
-        <w:t>: UNIQUE (Email)</w:t>
+        <w:t>PK_Leases</w:t>
+      </w:r>
+      <w:proofErr w:type="spellEnd"/>
+      <w:r>
+        <w:rPr>
+          <w:rFonts w:cs="Times New Roman"/>
+          <w:sz w:val="18"/>
+          <w:szCs w:val="18"/>
+          <w:lang w:val="en-US"/>
+        </w:rPr>
+        <w:t>: PRIMARY KEY (</w:t>
+      </w:r>
+      <w:proofErr w:type="spellStart"/>
+      <w:r>
+        <w:rPr>
+          <w:rFonts w:cs="Times New Roman"/>
+          <w:sz w:val="18"/>
+          <w:szCs w:val="18"/>
+          <w:lang w:val="en-US"/>
+        </w:rPr>
+        <w:t>LeaseID</w:t>
+      </w:r>
+      <w:proofErr w:type="spellEnd"/>
+      <w:r>
+        <w:rPr>
+          <w:rFonts w:cs="Times New Roman"/>
+          <w:sz w:val="18"/>
+          <w:szCs w:val="18"/>
+          <w:lang w:val="en-US"/>
+        </w:rPr>
+        <w:t>)</w:t>
+      </w:r>
+      <w:r>
+        <w:rPr>
+          <w:rFonts w:cs="Times New Roman"/>
+          <w:sz w:val="18"/>
+          <w:szCs w:val="18"/>
+          <w:lang w:val="en-US"/>
+        </w:rPr>
+        <w:br/>
+        <w:t xml:space="preserve"> </w:t>
+      </w:r>
+      <w:proofErr w:type="spellStart"/>
+      <w:r>
+        <w:rPr>
+          <w:rFonts w:cs="Times New Roman"/>
+          <w:sz w:val="18"/>
+          <w:szCs w:val="18"/>
+          <w:lang w:val="en-US"/>
+        </w:rPr>
+        <w:t>FK_Leases_Properties</w:t>
+      </w:r>
+      <w:proofErr w:type="spellEnd"/>
+      <w:r>
+        <w:rPr>
+          <w:rFonts w:cs="Times New Roman"/>
+          <w:sz w:val="18"/>
+          <w:szCs w:val="18"/>
+          <w:lang w:val="en-US"/>
+        </w:rPr>
+        <w:t>: FOREIGN KEY (</w:t>
+      </w:r>
+      <w:proofErr w:type="spellStart"/>
+      <w:r>
+        <w:rPr>
+          <w:rFonts w:cs="Times New Roman"/>
+          <w:sz w:val="18"/>
+          <w:szCs w:val="18"/>
+          <w:lang w:val="en-US"/>
+        </w:rPr>
+        <w:t>PropertyID</w:t>
+      </w:r>
+      <w:proofErr w:type="spellEnd"/>
+      <w:r>
+        <w:rPr>
+          <w:rFonts w:cs="Times New Roman"/>
+          <w:sz w:val="18"/>
+          <w:szCs w:val="18"/>
+          <w:lang w:val="en-US"/>
+        </w:rPr>
+        <w:t>) REFERENCES Properties(</w:t>
+      </w:r>
+      <w:proofErr w:type="spellStart"/>
+      <w:r>
+        <w:rPr>
+          <w:rFonts w:cs="Times New Roman"/>
+          <w:sz w:val="18"/>
+          <w:szCs w:val="18"/>
+          <w:lang w:val="en-US"/>
+        </w:rPr>
+        <w:t>PropertyID</w:t>
+      </w:r>
+      <w:proofErr w:type="spellEnd"/>
+      <w:r>
+        <w:rPr>
+          <w:rFonts w:cs="Times New Roman"/>
+          <w:sz w:val="18"/>
+          <w:szCs w:val="18"/>
+          <w:lang w:val="en-US"/>
+        </w:rPr>
+        <w:t>)</w:t>
+      </w:r>
+      <w:r>
+        <w:rPr>
+          <w:rFonts w:cs="Times New Roman"/>
+          <w:sz w:val="18"/>
+          <w:szCs w:val="18"/>
+          <w:lang w:val="en-US"/>
+        </w:rPr>
+        <w:br/>
+        <w:t xml:space="preserve"> </w:t>
+      </w:r>
+      <w:proofErr w:type="spellStart"/>
+      <w:r>
+        <w:rPr>
+          <w:rFonts w:cs="Times New Roman"/>
+          <w:sz w:val="18"/>
+          <w:szCs w:val="18"/>
+          <w:lang w:val="en-US"/>
+        </w:rPr>
+        <w:t>FK_Leases_Tenants</w:t>
+      </w:r>
+      <w:proofErr w:type="spellEnd"/>
+      <w:r>
+        <w:rPr>
+          <w:rFonts w:cs="Times New Roman"/>
+          <w:sz w:val="18"/>
+          <w:szCs w:val="18"/>
+          <w:lang w:val="en-US"/>
+        </w:rPr>
+        <w:t>: FOREIGN KEY (</w:t>
+      </w:r>
+      <w:proofErr w:type="spellStart"/>
+      <w:r>
+        <w:rPr>
+          <w:rFonts w:cs="Times New Roman"/>
+          <w:sz w:val="18"/>
+          <w:szCs w:val="18"/>
+          <w:lang w:val="en-US"/>
+        </w:rPr>
+        <w:t>TenantID</w:t>
+      </w:r>
+      <w:proofErr w:type="spellEnd"/>
+      <w:r>
+        <w:rPr>
+          <w:rFonts w:cs="Times New Roman"/>
+          <w:sz w:val="18"/>
+          <w:szCs w:val="18"/>
+          <w:lang w:val="en-US"/>
+        </w:rPr>
+        <w:t>) REFERENCES Tenants(</w:t>
+      </w:r>
+      <w:proofErr w:type="spellStart"/>
+      <w:r>
+        <w:rPr>
+          <w:rFonts w:cs="Times New Roman"/>
+          <w:sz w:val="18"/>
+          <w:szCs w:val="18"/>
+          <w:lang w:val="en-US"/>
+        </w:rPr>
+        <w:t>TenantID</w:t>
+      </w:r>
+      <w:proofErr w:type="spellEnd"/>
+      <w:r>
+        <w:rPr>
+          <w:rFonts w:cs="Times New Roman"/>
+          <w:sz w:val="18"/>
+          <w:szCs w:val="18"/>
+          <w:lang w:val="en-US"/>
+        </w:rPr>
+        <w:t>)</w:t>
+      </w:r>
+      <w:r>
+        <w:rPr>
+          <w:rFonts w:cs="Times New Roman"/>
+          <w:sz w:val="18"/>
+          <w:szCs w:val="18"/>
+          <w:lang w:val="en-US"/>
+        </w:rPr>
+        <w:br/>
+        <w:t xml:space="preserve"> </w:t>
+      </w:r>
+      <w:proofErr w:type="spellStart"/>
+      <w:r>
+        <w:rPr>
+          <w:rFonts w:cs="Times New Roman"/>
+          <w:sz w:val="18"/>
+          <w:szCs w:val="18"/>
+          <w:lang w:val="en-US"/>
+        </w:rPr>
+        <w:t>CHK_Dates</w:t>
+      </w:r>
+      <w:proofErr w:type="spellEnd"/>
+      <w:r>
+        <w:rPr>
+          <w:rFonts w:cs="Times New Roman"/>
+          <w:sz w:val="18"/>
+          <w:szCs w:val="18"/>
+          <w:lang w:val="en-US"/>
+        </w:rPr>
+        <w:t>: CHECK (</w:t>
+      </w:r>
+      <w:proofErr w:type="spellStart"/>
+      <w:r>
+        <w:rPr>
+          <w:rFonts w:cs="Times New Roman"/>
+          <w:sz w:val="18"/>
+          <w:szCs w:val="18"/>
+          <w:lang w:val="en-US"/>
+        </w:rPr>
+        <w:t>EndDate</w:t>
+      </w:r>
+      <w:proofErr w:type="spellEnd"/>
+      <w:r>
+        <w:rPr>
+          <w:rFonts w:cs="Times New Roman"/>
+          <w:sz w:val="18"/>
+          <w:szCs w:val="18"/>
+          <w:lang w:val="en-US"/>
+        </w:rPr>
+        <w:t xml:space="preserve"> IS NULL OR </w:t>
+      </w:r>
+      <w:proofErr w:type="spellStart"/>
+      <w:r>
+        <w:rPr>
+          <w:rFonts w:cs="Times New Roman"/>
+          <w:sz w:val="18"/>
+          <w:szCs w:val="18"/>
+          <w:lang w:val="en-US"/>
+        </w:rPr>
+        <w:t>EndDate</w:t>
+      </w:r>
+      <w:proofErr w:type="spellEnd"/>
+      <w:r>
+        <w:rPr>
+          <w:rFonts w:cs="Times New Roman"/>
+          <w:sz w:val="18"/>
+          <w:szCs w:val="18"/>
+          <w:lang w:val="en-US"/>
+        </w:rPr>
+        <w:t xml:space="preserve"> &gt;= StartDate)</w:t>
+      </w:r>
+      <w:r>
+        <w:rPr>
+          <w:rFonts w:cs="Times New Roman"/>
+          <w:sz w:val="18"/>
+          <w:szCs w:val="18"/>
+          <w:lang w:val="en-US"/>
+        </w:rPr>
+        <w:br/>
+        <w:t xml:space="preserve"> </w:t>
+      </w:r>
+      <w:proofErr w:type="spellStart"/>
+      <w:r>
+        <w:rPr>
+          <w:rFonts w:cs="Times New Roman"/>
+          <w:sz w:val="18"/>
+          <w:szCs w:val="18"/>
+          <w:lang w:val="en-US"/>
+        </w:rPr>
+        <w:t>CHK_MonthlyRent</w:t>
+      </w:r>
+      <w:proofErr w:type="spellEnd"/>
+      <w:r>
+        <w:rPr>
+          <w:rFonts w:cs="Times New Roman"/>
+          <w:sz w:val="18"/>
+          <w:szCs w:val="18"/>
+          <w:lang w:val="en-US"/>
+        </w:rPr>
+        <w:t>: CHECK (</w:t>
+      </w:r>
+      <w:proofErr w:type="spellStart"/>
+      <w:r>
+        <w:rPr>
+          <w:rFonts w:cs="Times New Roman"/>
+          <w:sz w:val="18"/>
+          <w:szCs w:val="18"/>
+          <w:lang w:val="en-US"/>
+        </w:rPr>
+        <w:t>MonthlyRent</w:t>
+      </w:r>
+      <w:proofErr w:type="spellEnd"/>
+      <w:r>
+        <w:rPr>
+          <w:rFonts w:cs="Times New Roman"/>
+          <w:sz w:val="18"/>
+          <w:szCs w:val="18"/>
+          <w:lang w:val="en-US"/>
+        </w:rPr>
+        <w:t xml:space="preserve"> &gt; 0)</w:t>
       </w:r>
     </w:p>
     <w:p>
@@ -1175,37 +2597,42 @@
           <w:rFonts w:cs="Times New Roman"/>
           <w:sz w:val="18"/>
           <w:szCs w:val="18"/>
-          <w:lang w:val="en-US"/>
-        </w:rPr>
-      </w:pPr>
-      <w:r>
-        <w:rPr>
-          <w:rFonts w:cs="Times New Roman"/>
-          <w:sz w:val="18"/>
-          <w:szCs w:val="18"/>
-        </w:rPr>
-        <w:t xml:space="preserve">3. </w:t>
-      </w:r>
-      <w:r>
-        <w:rPr>
-          <w:rFonts w:cs="Times New Roman"/>
-          <w:b/>
-          <w:bCs/>
-          <w:sz w:val="18"/>
-          <w:szCs w:val="18"/>
-        </w:rPr>
-        <w:t>T</w:t>
-      </w:r>
-      <w:proofErr w:type="spellStart"/>
-      <w:r>
-        <w:rPr>
-          <w:rFonts w:cs="Times New Roman"/>
-          <w:b/>
-          <w:bCs/>
-          <w:sz w:val="18"/>
-          <w:szCs w:val="18"/>
-        </w:rPr>
-        <w:t>able</w:t>
+        </w:rPr>
+      </w:pPr>
+      <w:r>
+        <w:rPr>
+          <w:rFonts w:cs="Times New Roman"/>
+          <w:sz w:val="18"/>
+          <w:szCs w:val="18"/>
+        </w:rPr>
+        <w:t>5</w:t>
+      </w:r>
+      <w:r>
+        <w:rPr>
+          <w:rFonts w:cs="Times New Roman"/>
+          <w:sz w:val="18"/>
+          <w:szCs w:val="18"/>
+        </w:rPr>
+        <w:t>.</w:t>
+      </w:r>
+      <w:r>
+        <w:rPr>
+          <w:rFonts w:cs="Times New Roman"/>
+          <w:sz w:val="18"/>
+          <w:szCs w:val="18"/>
+        </w:rPr>
+        <w:t xml:space="preserve"> </w:t>
+      </w:r>
+      <w:proofErr w:type="spellStart"/>
+      <w:r>
+        <w:rPr>
+          <w:rFonts w:cs="Times New Roman"/>
+          <w:b/>
+          <w:bCs/>
+          <w:sz w:val="18"/>
+          <w:szCs w:val="18"/>
+        </w:rPr>
+        <w:t>Table</w:t>
       </w:r>
       <w:proofErr w:type="spellEnd"/>
       <w:r>
@@ -1227,744 +2654,57 @@
           <w:sz w:val="18"/>
           <w:szCs w:val="18"/>
         </w:rPr>
-        <w:t>Leases</w:t>
-      </w:r>
-      <w:proofErr w:type="spellEnd"/>
-      <w:r>
-        <w:rPr>
-          <w:rFonts w:cs="Times New Roman"/>
-          <w:sz w:val="18"/>
-          <w:szCs w:val="18"/>
-        </w:rPr>
-        <w:br/>
-        <w:t> </w:t>
-      </w:r>
-      <w:proofErr w:type="spellStart"/>
-      <w:r>
-        <w:rPr>
-          <w:rFonts w:cs="Times New Roman"/>
-          <w:b/>
-          <w:bCs/>
-          <w:sz w:val="18"/>
-          <w:szCs w:val="18"/>
-        </w:rPr>
-        <w:t>Description</w:t>
-      </w:r>
-      <w:proofErr w:type="spellEnd"/>
-      <w:proofErr w:type="gramStart"/>
-      <w:r>
-        <w:rPr>
-          <w:rFonts w:cs="Times New Roman"/>
-          <w:sz w:val="18"/>
-          <w:szCs w:val="18"/>
-        </w:rPr>
-        <w:t>:</w:t>
-      </w:r>
-      <w:r>
-        <w:rPr>
-          <w:rFonts w:cs="Times New Roman"/>
-          <w:sz w:val="18"/>
-          <w:szCs w:val="18"/>
-        </w:rPr>
-        <w:t xml:space="preserve"> </w:t>
-      </w:r>
-      <w:r>
-        <w:rPr>
-          <w:rFonts w:cs="Times New Roman"/>
-          <w:sz w:val="18"/>
-          <w:szCs w:val="18"/>
-        </w:rPr>
-        <w:t>Связывает</w:t>
-      </w:r>
-      <w:proofErr w:type="gramEnd"/>
-      <w:r>
-        <w:rPr>
-          <w:rFonts w:cs="Times New Roman"/>
-          <w:sz w:val="18"/>
-          <w:szCs w:val="18"/>
-        </w:rPr>
-        <w:t xml:space="preserve"> объекты и арендаторов, фиксирует условия аренды (период, стоимость). Реализует</w:t>
-      </w:r>
-      <w:r>
-        <w:rPr>
-          <w:rFonts w:cs="Times New Roman"/>
-          <w:sz w:val="18"/>
-          <w:szCs w:val="18"/>
-          <w:lang w:val="en-US"/>
-        </w:rPr>
-        <w:t xml:space="preserve"> </w:t>
-      </w:r>
-      <w:r>
-        <w:rPr>
-          <w:rFonts w:cs="Times New Roman"/>
-          <w:sz w:val="18"/>
-          <w:szCs w:val="18"/>
-        </w:rPr>
-        <w:t>связь</w:t>
-      </w:r>
-      <w:r>
-        <w:rPr>
-          <w:rFonts w:cs="Times New Roman"/>
-          <w:sz w:val="18"/>
-          <w:szCs w:val="18"/>
-          <w:lang w:val="en-US"/>
-        </w:rPr>
-        <w:t xml:space="preserve"> «</w:t>
-      </w:r>
-      <w:r>
-        <w:rPr>
-          <w:rFonts w:cs="Times New Roman"/>
-          <w:sz w:val="18"/>
-          <w:szCs w:val="18"/>
-        </w:rPr>
-        <w:t>многие</w:t>
-      </w:r>
-      <w:r>
-        <w:rPr>
-          <w:rFonts w:cs="Times New Roman"/>
-          <w:sz w:val="18"/>
-          <w:szCs w:val="18"/>
-          <w:lang w:val="en-US"/>
-        </w:rPr>
-        <w:t>-</w:t>
-      </w:r>
-      <w:r>
-        <w:rPr>
-          <w:rFonts w:cs="Times New Roman"/>
-          <w:sz w:val="18"/>
-          <w:szCs w:val="18"/>
-        </w:rPr>
-        <w:t>ко</w:t>
-      </w:r>
-      <w:r>
-        <w:rPr>
-          <w:rFonts w:cs="Times New Roman"/>
-          <w:sz w:val="18"/>
-          <w:szCs w:val="18"/>
-          <w:lang w:val="en-US"/>
-        </w:rPr>
-        <w:t>-</w:t>
-      </w:r>
-      <w:r>
-        <w:rPr>
-          <w:rFonts w:cs="Times New Roman"/>
-          <w:sz w:val="18"/>
-          <w:szCs w:val="18"/>
-        </w:rPr>
-        <w:t>многим</w:t>
-      </w:r>
-      <w:r>
-        <w:rPr>
-          <w:rFonts w:cs="Times New Roman"/>
-          <w:sz w:val="18"/>
-          <w:szCs w:val="18"/>
-          <w:lang w:val="en-US"/>
-        </w:rPr>
-        <w:t xml:space="preserve">» </w:t>
-      </w:r>
-      <w:r>
-        <w:rPr>
-          <w:rFonts w:cs="Times New Roman"/>
-          <w:sz w:val="18"/>
-          <w:szCs w:val="18"/>
-        </w:rPr>
-        <w:t>между</w:t>
-      </w:r>
-      <w:r>
-        <w:rPr>
-          <w:rFonts w:cs="Times New Roman"/>
-          <w:sz w:val="18"/>
-          <w:szCs w:val="18"/>
-          <w:lang w:val="en-US"/>
-        </w:rPr>
-        <w:t xml:space="preserve"> Properties </w:t>
-      </w:r>
-      <w:r>
-        <w:rPr>
-          <w:rFonts w:cs="Times New Roman"/>
-          <w:sz w:val="18"/>
-          <w:szCs w:val="18"/>
-        </w:rPr>
-        <w:t>и</w:t>
-      </w:r>
-      <w:r>
-        <w:rPr>
-          <w:rFonts w:cs="Times New Roman"/>
-          <w:sz w:val="18"/>
-          <w:szCs w:val="18"/>
-          <w:lang w:val="en-US"/>
-        </w:rPr>
-        <w:t xml:space="preserve"> Tenants.</w:t>
-      </w:r>
-      <w:r>
-        <w:rPr>
-          <w:rFonts w:cs="Times New Roman"/>
-          <w:sz w:val="18"/>
-          <w:szCs w:val="18"/>
-          <w:lang w:val="en-US"/>
-        </w:rPr>
-        <w:br/>
-        <w:t> </w:t>
-      </w:r>
-      <w:r>
-        <w:rPr>
-          <w:rFonts w:cs="Times New Roman"/>
-          <w:b/>
-          <w:bCs/>
-          <w:sz w:val="18"/>
-          <w:szCs w:val="18"/>
-          <w:lang w:val="en-US"/>
-        </w:rPr>
-        <w:t>Attributes</w:t>
-      </w:r>
-      <w:r>
-        <w:rPr>
-          <w:rFonts w:cs="Times New Roman"/>
-          <w:sz w:val="18"/>
-          <w:szCs w:val="18"/>
-          <w:lang w:val="en-US"/>
-        </w:rPr>
-        <w:t>:</w:t>
-      </w:r>
-      <w:r>
-        <w:rPr>
-          <w:rFonts w:cs="Times New Roman"/>
-          <w:sz w:val="18"/>
-          <w:szCs w:val="18"/>
-          <w:lang w:val="en-US"/>
-        </w:rPr>
-        <w:br/>
-        <w:t xml:space="preserve"> </w:t>
-      </w:r>
-      <w:proofErr w:type="spellStart"/>
-      <w:r>
-        <w:rPr>
-          <w:rFonts w:cs="Times New Roman"/>
-          <w:sz w:val="18"/>
-          <w:szCs w:val="18"/>
-          <w:lang w:val="en-US"/>
-        </w:rPr>
-        <w:t>LeaseID</w:t>
-      </w:r>
-      <w:proofErr w:type="spellEnd"/>
-      <w:r>
-        <w:rPr>
-          <w:rFonts w:cs="Times New Roman"/>
-          <w:sz w:val="18"/>
-          <w:szCs w:val="18"/>
-          <w:lang w:val="en-US"/>
-        </w:rPr>
-        <w:t>: INTEGER, PK, NOT NULL, UNIQUE</w:t>
-      </w:r>
-      <w:r>
-        <w:rPr>
-          <w:rFonts w:cs="Times New Roman"/>
-          <w:sz w:val="18"/>
-          <w:szCs w:val="18"/>
-          <w:lang w:val="en-US"/>
-        </w:rPr>
-        <w:br/>
-        <w:t xml:space="preserve"> </w:t>
-      </w:r>
-      <w:proofErr w:type="spellStart"/>
-      <w:r>
-        <w:rPr>
-          <w:rFonts w:cs="Times New Roman"/>
-          <w:sz w:val="18"/>
-          <w:szCs w:val="18"/>
-          <w:lang w:val="en-US"/>
-        </w:rPr>
-        <w:t>PropertyID</w:t>
-      </w:r>
-      <w:proofErr w:type="spellEnd"/>
-      <w:r>
-        <w:rPr>
-          <w:rFonts w:cs="Times New Roman"/>
-          <w:sz w:val="18"/>
-          <w:szCs w:val="18"/>
-          <w:lang w:val="en-US"/>
-        </w:rPr>
-        <w:t>: INTEGER, FK (REFERENCES Properties), NOT NULL</w:t>
-      </w:r>
-      <w:r>
-        <w:rPr>
-          <w:rFonts w:cs="Times New Roman"/>
-          <w:sz w:val="18"/>
-          <w:szCs w:val="18"/>
-          <w:lang w:val="en-US"/>
-        </w:rPr>
-        <w:br/>
-        <w:t xml:space="preserve"> </w:t>
-      </w:r>
-      <w:proofErr w:type="spellStart"/>
-      <w:r>
-        <w:rPr>
-          <w:rFonts w:cs="Times New Roman"/>
-          <w:sz w:val="18"/>
-          <w:szCs w:val="18"/>
-          <w:lang w:val="en-US"/>
-        </w:rPr>
-        <w:t>TenantID</w:t>
-      </w:r>
-      <w:proofErr w:type="spellEnd"/>
-      <w:r>
-        <w:rPr>
-          <w:rFonts w:cs="Times New Roman"/>
-          <w:sz w:val="18"/>
-          <w:szCs w:val="18"/>
-          <w:lang w:val="en-US"/>
-        </w:rPr>
-        <w:t>: INTEGER, FK (REFERENCES Tenants), NOT NULL</w:t>
-      </w:r>
-      <w:r>
-        <w:rPr>
-          <w:rFonts w:cs="Times New Roman"/>
-          <w:sz w:val="18"/>
-          <w:szCs w:val="18"/>
-          <w:lang w:val="en-US"/>
-        </w:rPr>
-        <w:br/>
-        <w:t xml:space="preserve"> StartDate: DATE, NOT NULL</w:t>
-      </w:r>
-      <w:r>
-        <w:rPr>
-          <w:rFonts w:cs="Times New Roman"/>
-          <w:sz w:val="18"/>
-          <w:szCs w:val="18"/>
-          <w:lang w:val="en-US"/>
-        </w:rPr>
-        <w:br/>
-        <w:t xml:space="preserve"> </w:t>
-      </w:r>
-      <w:proofErr w:type="spellStart"/>
-      <w:r>
-        <w:rPr>
-          <w:rFonts w:cs="Times New Roman"/>
-          <w:sz w:val="18"/>
-          <w:szCs w:val="18"/>
-          <w:lang w:val="en-US"/>
-        </w:rPr>
-        <w:t>EndDate</w:t>
-      </w:r>
-      <w:proofErr w:type="spellEnd"/>
-      <w:r>
-        <w:rPr>
-          <w:rFonts w:cs="Times New Roman"/>
-          <w:sz w:val="18"/>
-          <w:szCs w:val="18"/>
-          <w:lang w:val="en-US"/>
-        </w:rPr>
-        <w:t>: DATE</w:t>
-      </w:r>
-      <w:r>
-        <w:rPr>
-          <w:rFonts w:cs="Times New Roman"/>
-          <w:sz w:val="18"/>
-          <w:szCs w:val="18"/>
-          <w:lang w:val="en-US"/>
-        </w:rPr>
-        <w:br/>
-        <w:t xml:space="preserve"> </w:t>
-      </w:r>
-      <w:proofErr w:type="spellStart"/>
-      <w:r>
-        <w:rPr>
-          <w:rFonts w:cs="Times New Roman"/>
-          <w:sz w:val="18"/>
-          <w:szCs w:val="18"/>
-          <w:lang w:val="en-US"/>
-        </w:rPr>
-        <w:t>MonthlyRent</w:t>
-      </w:r>
-      <w:proofErr w:type="spellEnd"/>
-      <w:r>
-        <w:rPr>
-          <w:rFonts w:cs="Times New Roman"/>
-          <w:sz w:val="18"/>
-          <w:szCs w:val="18"/>
-          <w:lang w:val="en-US"/>
-        </w:rPr>
-        <w:t>: DECIMAL(10,2), NOT NULL</w:t>
-      </w:r>
-      <w:r>
-        <w:rPr>
-          <w:rFonts w:cs="Times New Roman"/>
-          <w:sz w:val="18"/>
-          <w:szCs w:val="18"/>
-          <w:lang w:val="en-US"/>
-        </w:rPr>
-        <w:br/>
-        <w:t xml:space="preserve"> Deposit: DECIMAL(10,2)</w:t>
-      </w:r>
-      <w:r>
-        <w:rPr>
-          <w:rFonts w:cs="Times New Roman"/>
-          <w:sz w:val="18"/>
-          <w:szCs w:val="18"/>
-          <w:lang w:val="en-US"/>
-        </w:rPr>
-        <w:br/>
-      </w:r>
-      <w:r>
-        <w:rPr>
-          <w:rFonts w:ascii="Aptos" w:hAnsi="Aptos" w:cs="Aptos"/>
-          <w:sz w:val="18"/>
-          <w:szCs w:val="18"/>
-          <w:lang w:val="en-US"/>
-        </w:rPr>
-        <w:t> </w:t>
-      </w:r>
-      <w:r>
-        <w:rPr>
-          <w:rFonts w:cs="Times New Roman"/>
-          <w:b/>
-          <w:bCs/>
-          <w:sz w:val="18"/>
-          <w:szCs w:val="18"/>
-          <w:lang w:val="en-US"/>
-        </w:rPr>
-        <w:t>Constraints</w:t>
-      </w:r>
-      <w:r>
-        <w:rPr>
-          <w:rFonts w:cs="Times New Roman"/>
-          <w:sz w:val="18"/>
-          <w:szCs w:val="18"/>
-          <w:lang w:val="en-US"/>
-        </w:rPr>
-        <w:t>:</w:t>
-      </w:r>
-      <w:r>
-        <w:rPr>
-          <w:rFonts w:cs="Times New Roman"/>
-          <w:sz w:val="18"/>
-          <w:szCs w:val="18"/>
-          <w:lang w:val="en-US"/>
-        </w:rPr>
-        <w:br/>
-      </w:r>
-      <w:r>
-        <w:rPr>
-          <w:rFonts w:cs="Times New Roman"/>
-          <w:sz w:val="18"/>
-          <w:szCs w:val="18"/>
-          <w:lang w:val="en-US"/>
-        </w:rPr>
-        <w:lastRenderedPageBreak/>
-        <w:t xml:space="preserve"> </w:t>
-      </w:r>
-      <w:proofErr w:type="spellStart"/>
-      <w:r>
-        <w:rPr>
-          <w:rFonts w:cs="Times New Roman"/>
-          <w:sz w:val="18"/>
-          <w:szCs w:val="18"/>
-          <w:lang w:val="en-US"/>
-        </w:rPr>
-        <w:t>PK_Leases</w:t>
-      </w:r>
-      <w:proofErr w:type="spellEnd"/>
-      <w:r>
-        <w:rPr>
-          <w:rFonts w:cs="Times New Roman"/>
-          <w:sz w:val="18"/>
-          <w:szCs w:val="18"/>
-          <w:lang w:val="en-US"/>
-        </w:rPr>
-        <w:t>: PRIMARY KEY (</w:t>
-      </w:r>
-      <w:proofErr w:type="spellStart"/>
-      <w:r>
-        <w:rPr>
-          <w:rFonts w:cs="Times New Roman"/>
-          <w:sz w:val="18"/>
-          <w:szCs w:val="18"/>
-          <w:lang w:val="en-US"/>
-        </w:rPr>
-        <w:t>LeaseID</w:t>
-      </w:r>
-      <w:proofErr w:type="spellEnd"/>
-      <w:r>
-        <w:rPr>
-          <w:rFonts w:cs="Times New Roman"/>
-          <w:sz w:val="18"/>
-          <w:szCs w:val="18"/>
-          <w:lang w:val="en-US"/>
-        </w:rPr>
-        <w:t>)</w:t>
-      </w:r>
-      <w:r>
-        <w:rPr>
-          <w:rFonts w:cs="Times New Roman"/>
-          <w:sz w:val="18"/>
-          <w:szCs w:val="18"/>
-          <w:lang w:val="en-US"/>
-        </w:rPr>
-        <w:br/>
-        <w:t xml:space="preserve"> </w:t>
-      </w:r>
-      <w:proofErr w:type="spellStart"/>
-      <w:r>
-        <w:rPr>
-          <w:rFonts w:cs="Times New Roman"/>
-          <w:sz w:val="18"/>
-          <w:szCs w:val="18"/>
-          <w:lang w:val="en-US"/>
-        </w:rPr>
-        <w:t>FK_Leases_Properties</w:t>
-      </w:r>
-      <w:proofErr w:type="spellEnd"/>
-      <w:r>
-        <w:rPr>
-          <w:rFonts w:cs="Times New Roman"/>
-          <w:sz w:val="18"/>
-          <w:szCs w:val="18"/>
-          <w:lang w:val="en-US"/>
-        </w:rPr>
-        <w:t>: FOREIGN KEY (</w:t>
-      </w:r>
-      <w:proofErr w:type="spellStart"/>
-      <w:r>
-        <w:rPr>
-          <w:rFonts w:cs="Times New Roman"/>
-          <w:sz w:val="18"/>
-          <w:szCs w:val="18"/>
-          <w:lang w:val="en-US"/>
-        </w:rPr>
-        <w:t>PropertyID</w:t>
-      </w:r>
-      <w:proofErr w:type="spellEnd"/>
-      <w:r>
-        <w:rPr>
-          <w:rFonts w:cs="Times New Roman"/>
-          <w:sz w:val="18"/>
-          <w:szCs w:val="18"/>
-          <w:lang w:val="en-US"/>
-        </w:rPr>
-        <w:t>) REFERENCES Properties(</w:t>
-      </w:r>
-      <w:proofErr w:type="spellStart"/>
-      <w:r>
-        <w:rPr>
-          <w:rFonts w:cs="Times New Roman"/>
-          <w:sz w:val="18"/>
-          <w:szCs w:val="18"/>
-          <w:lang w:val="en-US"/>
-        </w:rPr>
-        <w:t>PropertyID</w:t>
-      </w:r>
-      <w:proofErr w:type="spellEnd"/>
-      <w:r>
-        <w:rPr>
-          <w:rFonts w:cs="Times New Roman"/>
-          <w:sz w:val="18"/>
-          <w:szCs w:val="18"/>
-          <w:lang w:val="en-US"/>
-        </w:rPr>
-        <w:t>)</w:t>
-      </w:r>
-      <w:r>
-        <w:rPr>
-          <w:rFonts w:cs="Times New Roman"/>
-          <w:sz w:val="18"/>
-          <w:szCs w:val="18"/>
-          <w:lang w:val="en-US"/>
-        </w:rPr>
-        <w:br/>
-        <w:t xml:space="preserve"> </w:t>
-      </w:r>
-      <w:proofErr w:type="spellStart"/>
-      <w:r>
-        <w:rPr>
-          <w:rFonts w:cs="Times New Roman"/>
-          <w:sz w:val="18"/>
-          <w:szCs w:val="18"/>
-          <w:lang w:val="en-US"/>
-        </w:rPr>
-        <w:t>FK_Leases_Tenants</w:t>
-      </w:r>
-      <w:proofErr w:type="spellEnd"/>
-      <w:r>
-        <w:rPr>
-          <w:rFonts w:cs="Times New Roman"/>
-          <w:sz w:val="18"/>
-          <w:szCs w:val="18"/>
-          <w:lang w:val="en-US"/>
-        </w:rPr>
-        <w:t>: FOREIGN KEY (</w:t>
-      </w:r>
-      <w:proofErr w:type="spellStart"/>
-      <w:r>
-        <w:rPr>
-          <w:rFonts w:cs="Times New Roman"/>
-          <w:sz w:val="18"/>
-          <w:szCs w:val="18"/>
-          <w:lang w:val="en-US"/>
-        </w:rPr>
-        <w:t>TenantID</w:t>
-      </w:r>
-      <w:proofErr w:type="spellEnd"/>
-      <w:r>
-        <w:rPr>
-          <w:rFonts w:cs="Times New Roman"/>
-          <w:sz w:val="18"/>
-          <w:szCs w:val="18"/>
-          <w:lang w:val="en-US"/>
-        </w:rPr>
-        <w:t>) REFERENCES Tenants(</w:t>
-      </w:r>
-      <w:proofErr w:type="spellStart"/>
-      <w:r>
-        <w:rPr>
-          <w:rFonts w:cs="Times New Roman"/>
-          <w:sz w:val="18"/>
-          <w:szCs w:val="18"/>
-          <w:lang w:val="en-US"/>
-        </w:rPr>
-        <w:t>TenantID</w:t>
-      </w:r>
-      <w:proofErr w:type="spellEnd"/>
-      <w:r>
-        <w:rPr>
-          <w:rFonts w:cs="Times New Roman"/>
-          <w:sz w:val="18"/>
-          <w:szCs w:val="18"/>
-          <w:lang w:val="en-US"/>
-        </w:rPr>
-        <w:t>)</w:t>
-      </w:r>
-      <w:r>
-        <w:rPr>
-          <w:rFonts w:cs="Times New Roman"/>
-          <w:sz w:val="18"/>
-          <w:szCs w:val="18"/>
-          <w:lang w:val="en-US"/>
-        </w:rPr>
-        <w:br/>
-        <w:t xml:space="preserve"> </w:t>
-      </w:r>
-      <w:proofErr w:type="spellStart"/>
-      <w:r>
-        <w:rPr>
-          <w:rFonts w:cs="Times New Roman"/>
-          <w:sz w:val="18"/>
-          <w:szCs w:val="18"/>
-          <w:lang w:val="en-US"/>
-        </w:rPr>
-        <w:t>CHK_Dates</w:t>
-      </w:r>
-      <w:proofErr w:type="spellEnd"/>
-      <w:r>
-        <w:rPr>
-          <w:rFonts w:cs="Times New Roman"/>
-          <w:sz w:val="18"/>
-          <w:szCs w:val="18"/>
-          <w:lang w:val="en-US"/>
-        </w:rPr>
-        <w:t>: CHECK (</w:t>
-      </w:r>
-      <w:proofErr w:type="spellStart"/>
-      <w:r>
-        <w:rPr>
-          <w:rFonts w:cs="Times New Roman"/>
-          <w:sz w:val="18"/>
-          <w:szCs w:val="18"/>
-          <w:lang w:val="en-US"/>
-        </w:rPr>
-        <w:t>EndDate</w:t>
-      </w:r>
-      <w:proofErr w:type="spellEnd"/>
-      <w:r>
-        <w:rPr>
-          <w:rFonts w:cs="Times New Roman"/>
-          <w:sz w:val="18"/>
-          <w:szCs w:val="18"/>
-          <w:lang w:val="en-US"/>
-        </w:rPr>
-        <w:t xml:space="preserve"> IS NULL OR </w:t>
-      </w:r>
-      <w:proofErr w:type="spellStart"/>
-      <w:r>
-        <w:rPr>
-          <w:rFonts w:cs="Times New Roman"/>
-          <w:sz w:val="18"/>
-          <w:szCs w:val="18"/>
-          <w:lang w:val="en-US"/>
-        </w:rPr>
-        <w:t>EndDate</w:t>
-      </w:r>
-      <w:proofErr w:type="spellEnd"/>
-      <w:r>
-        <w:rPr>
-          <w:rFonts w:cs="Times New Roman"/>
-          <w:sz w:val="18"/>
-          <w:szCs w:val="18"/>
-          <w:lang w:val="en-US"/>
-        </w:rPr>
-        <w:t xml:space="preserve"> &gt;= StartDate)</w:t>
-      </w:r>
-      <w:r>
-        <w:rPr>
-          <w:rFonts w:cs="Times New Roman"/>
-          <w:sz w:val="18"/>
-          <w:szCs w:val="18"/>
-          <w:lang w:val="en-US"/>
-        </w:rPr>
-        <w:br/>
-        <w:t xml:space="preserve"> </w:t>
-      </w:r>
-      <w:proofErr w:type="spellStart"/>
-      <w:r>
-        <w:rPr>
-          <w:rFonts w:cs="Times New Roman"/>
-          <w:sz w:val="18"/>
-          <w:szCs w:val="18"/>
-          <w:lang w:val="en-US"/>
-        </w:rPr>
-        <w:t>CHK_MonthlyRent</w:t>
-      </w:r>
-      <w:proofErr w:type="spellEnd"/>
-      <w:r>
-        <w:rPr>
-          <w:rFonts w:cs="Times New Roman"/>
-          <w:sz w:val="18"/>
-          <w:szCs w:val="18"/>
-          <w:lang w:val="en-US"/>
-        </w:rPr>
-        <w:t>: CHECK (</w:t>
-      </w:r>
-      <w:proofErr w:type="spellStart"/>
-      <w:r>
-        <w:rPr>
-          <w:rFonts w:cs="Times New Roman"/>
-          <w:sz w:val="18"/>
-          <w:szCs w:val="18"/>
-          <w:lang w:val="en-US"/>
-        </w:rPr>
-        <w:t>MonthlyRent</w:t>
-      </w:r>
-      <w:proofErr w:type="spellEnd"/>
-      <w:r>
-        <w:rPr>
-          <w:rFonts w:cs="Times New Roman"/>
-          <w:sz w:val="18"/>
-          <w:szCs w:val="18"/>
-          <w:lang w:val="en-US"/>
-        </w:rPr>
-        <w:t xml:space="preserve"> &gt; 0)</w:t>
-      </w:r>
+        <w:t>MaintenanceRequests</w:t>
+      </w:r>
+      <w:proofErr w:type="spellEnd"/>
     </w:p>
     <w:p>
       <w:pPr>
         <w:spacing w:after="0"/>
-        <w:ind w:left="360"/>
-        <w:rPr>
-          <w:rFonts w:cs="Times New Roman"/>
-          <w:sz w:val="18"/>
-          <w:szCs w:val="18"/>
-          <w:lang w:val="en-US"/>
-        </w:rPr>
-      </w:pPr>
+        <w:rPr>
+          <w:rFonts w:cs="Times New Roman"/>
+          <w:sz w:val="18"/>
+          <w:szCs w:val="18"/>
+        </w:rPr>
+      </w:pPr>
+      <w:r>
+        <w:rPr>
+          <w:rFonts w:cs="Times New Roman"/>
+          <w:sz w:val="18"/>
+          <w:szCs w:val="18"/>
+        </w:rPr>
+        <w:t xml:space="preserve"> </w:t>
+      </w:r>
+      <w:proofErr w:type="spellStart"/>
+      <w:r>
+        <w:rPr>
+          <w:rFonts w:cs="Times New Roman"/>
+          <w:b/>
+          <w:bCs/>
+          <w:sz w:val="18"/>
+          <w:szCs w:val="18"/>
+        </w:rPr>
+        <w:t>Description</w:t>
+      </w:r>
+      <w:proofErr w:type="spellEnd"/>
+      <w:proofErr w:type="gramStart"/>
+      <w:r>
+        <w:rPr>
+          <w:rFonts w:cs="Times New Roman"/>
+          <w:sz w:val="18"/>
+          <w:szCs w:val="18"/>
+        </w:rPr>
+        <w:t>: Хранит</w:t>
+      </w:r>
+      <w:proofErr w:type="gramEnd"/>
+      <w:r>
+        <w:rPr>
+          <w:rFonts w:cs="Times New Roman"/>
+          <w:sz w:val="18"/>
+          <w:szCs w:val="18"/>
+        </w:rPr>
+        <w:t xml:space="preserve"> заявки на обслуживание или ремонт, поданные арендаторами.</w:t>
+      </w:r>
     </w:p>
     <w:p>
       <w:pPr>
@@ -1973,95 +2713,16 @@
           <w:rFonts w:cs="Times New Roman"/>
           <w:sz w:val="18"/>
           <w:szCs w:val="18"/>
-        </w:rPr>
-      </w:pPr>
-      <w:r>
-        <w:rPr>
-          <w:rFonts w:cs="Times New Roman"/>
-          <w:sz w:val="18"/>
-          <w:szCs w:val="18"/>
-        </w:rPr>
-        <w:t xml:space="preserve">4. </w:t>
-      </w:r>
-      <w:proofErr w:type="spellStart"/>
-      <w:r>
-        <w:rPr>
-          <w:rFonts w:cs="Times New Roman"/>
-          <w:b/>
-          <w:bCs/>
-          <w:sz w:val="18"/>
-          <w:szCs w:val="18"/>
-        </w:rPr>
-        <w:t>Table</w:t>
-      </w:r>
-      <w:proofErr w:type="spellEnd"/>
-      <w:r>
-        <w:rPr>
-          <w:rFonts w:cs="Times New Roman"/>
-          <w:b/>
-          <w:bCs/>
-          <w:sz w:val="18"/>
-          <w:szCs w:val="18"/>
-        </w:rPr>
-        <w:t xml:space="preserve"> Name: </w:t>
-      </w:r>
-      <w:proofErr w:type="spellStart"/>
-      <w:r>
-        <w:rPr>
-          <w:rFonts w:cs="Times New Roman"/>
-          <w:b/>
-          <w:bCs/>
-          <w:sz w:val="18"/>
-          <w:szCs w:val="18"/>
-        </w:rPr>
-        <w:t>MaintenanceRequests</w:t>
-      </w:r>
-      <w:proofErr w:type="spellEnd"/>
-      <w:r>
-        <w:rPr>
-          <w:rFonts w:cs="Times New Roman"/>
-          <w:sz w:val="18"/>
-          <w:szCs w:val="18"/>
-        </w:rPr>
-        <w:br/>
-        <w:t> </w:t>
-      </w:r>
-      <w:proofErr w:type="spellStart"/>
-      <w:r>
-        <w:rPr>
-          <w:rFonts w:cs="Times New Roman"/>
-          <w:b/>
-          <w:bCs/>
-          <w:sz w:val="18"/>
-          <w:szCs w:val="18"/>
-        </w:rPr>
-        <w:t>Description</w:t>
-      </w:r>
-      <w:proofErr w:type="spellEnd"/>
-      <w:r>
-        <w:rPr>
-          <w:rFonts w:cs="Times New Roman"/>
-          <w:sz w:val="18"/>
-          <w:szCs w:val="18"/>
-        </w:rPr>
-        <w:t>: Хранит заявки на обслуживание или ремонт, поданные арендаторами.</w:t>
-      </w:r>
-      <w:r>
-        <w:rPr>
-          <w:rFonts w:cs="Times New Roman"/>
-          <w:sz w:val="18"/>
-          <w:szCs w:val="18"/>
-        </w:rPr>
-        <w:br/>
-      </w:r>
-      <w:r>
-        <w:rPr>
-          <w:rFonts w:cs="Times New Roman"/>
-          <w:sz w:val="18"/>
-          <w:szCs w:val="18"/>
-          <w:lang w:val="en-US"/>
-        </w:rPr>
-        <w:t> </w:t>
+          <w:lang w:val="en-US"/>
+        </w:rPr>
+      </w:pPr>
+      <w:r>
+        <w:rPr>
+          <w:rFonts w:cs="Times New Roman"/>
+          <w:sz w:val="18"/>
+          <w:szCs w:val="18"/>
+        </w:rPr>
+        <w:t xml:space="preserve"> </w:t>
       </w:r>
       <w:r>
         <w:rPr>
@@ -2082,342 +2743,6 @@
           <w:lang w:val="en-US"/>
         </w:rPr>
         <w:t>:</w:t>
-      </w:r>
-      <w:r>
-        <w:rPr>
-          <w:rFonts w:cs="Times New Roman"/>
-          <w:sz w:val="18"/>
-          <w:szCs w:val="18"/>
-          <w:lang w:val="en-US"/>
-        </w:rPr>
-        <w:br/>
-        <w:t xml:space="preserve"> </w:t>
-      </w:r>
-      <w:proofErr w:type="spellStart"/>
-      <w:r>
-        <w:rPr>
-          <w:rFonts w:cs="Times New Roman"/>
-          <w:sz w:val="18"/>
-          <w:szCs w:val="18"/>
-          <w:lang w:val="en-US"/>
-        </w:rPr>
-        <w:t>RequestID</w:t>
-      </w:r>
-      <w:proofErr w:type="spellEnd"/>
-      <w:r>
-        <w:rPr>
-          <w:rFonts w:cs="Times New Roman"/>
-          <w:sz w:val="18"/>
-          <w:szCs w:val="18"/>
-          <w:lang w:val="en-US"/>
-        </w:rPr>
-        <w:t>: INTEGER, PK, NOT NULL, UNIQUE</w:t>
-      </w:r>
-      <w:r>
-        <w:rPr>
-          <w:rFonts w:cs="Times New Roman"/>
-          <w:sz w:val="18"/>
-          <w:szCs w:val="18"/>
-          <w:lang w:val="en-US"/>
-        </w:rPr>
-        <w:br/>
-        <w:t xml:space="preserve"> </w:t>
-      </w:r>
-      <w:proofErr w:type="spellStart"/>
-      <w:r>
-        <w:rPr>
-          <w:rFonts w:cs="Times New Roman"/>
-          <w:sz w:val="18"/>
-          <w:szCs w:val="18"/>
-          <w:lang w:val="en-US"/>
-        </w:rPr>
-        <w:t>LeaseID</w:t>
-      </w:r>
-      <w:proofErr w:type="spellEnd"/>
-      <w:r>
-        <w:rPr>
-          <w:rFonts w:cs="Times New Roman"/>
-          <w:sz w:val="18"/>
-          <w:szCs w:val="18"/>
-          <w:lang w:val="en-US"/>
-        </w:rPr>
-        <w:t>: INTEGER, FK (REFERENCES Leases), NOT NULL</w:t>
-      </w:r>
-      <w:r>
-        <w:rPr>
-          <w:rFonts w:cs="Times New Roman"/>
-          <w:sz w:val="18"/>
-          <w:szCs w:val="18"/>
-          <w:lang w:val="en-US"/>
-        </w:rPr>
-        <w:br/>
-        <w:t xml:space="preserve"> Description: TEXT, NOT NULL</w:t>
-      </w:r>
-      <w:r>
-        <w:rPr>
-          <w:rFonts w:cs="Times New Roman"/>
-          <w:sz w:val="18"/>
-          <w:szCs w:val="18"/>
-          <w:lang w:val="en-US"/>
-        </w:rPr>
-        <w:br/>
-        <w:t xml:space="preserve"> </w:t>
-      </w:r>
-      <w:proofErr w:type="spellStart"/>
-      <w:r>
-        <w:rPr>
-          <w:rFonts w:cs="Times New Roman"/>
-          <w:sz w:val="18"/>
-          <w:szCs w:val="18"/>
-          <w:lang w:val="en-US"/>
-        </w:rPr>
-        <w:t>RequestDate</w:t>
-      </w:r>
-      <w:proofErr w:type="spellEnd"/>
-      <w:r>
-        <w:rPr>
-          <w:rFonts w:cs="Times New Roman"/>
-          <w:sz w:val="18"/>
-          <w:szCs w:val="18"/>
-          <w:lang w:val="en-US"/>
-        </w:rPr>
-        <w:t>: DATE, NOT NULL, DEFAULT CURRENT_DATE</w:t>
-      </w:r>
-      <w:r>
-        <w:rPr>
-          <w:rFonts w:cs="Times New Roman"/>
-          <w:sz w:val="18"/>
-          <w:szCs w:val="18"/>
-          <w:lang w:val="en-US"/>
-        </w:rPr>
-        <w:br/>
-        <w:t xml:space="preserve"> Status: VARCHAR(20), DEFAULT 'new'</w:t>
-      </w:r>
-      <w:r>
-        <w:rPr>
-          <w:rFonts w:cs="Times New Roman"/>
-          <w:sz w:val="18"/>
-          <w:szCs w:val="18"/>
-          <w:lang w:val="en-US"/>
-        </w:rPr>
-        <w:br/>
-        <w:t xml:space="preserve"> </w:t>
-      </w:r>
-      <w:proofErr w:type="spellStart"/>
-      <w:r>
-        <w:rPr>
-          <w:rFonts w:cs="Times New Roman"/>
-          <w:sz w:val="18"/>
-          <w:szCs w:val="18"/>
-          <w:lang w:val="en-US"/>
-        </w:rPr>
-        <w:t>ResolutionNote</w:t>
-      </w:r>
-      <w:proofErr w:type="spellEnd"/>
-      <w:r>
-        <w:rPr>
-          <w:rFonts w:cs="Times New Roman"/>
-          <w:sz w:val="18"/>
-          <w:szCs w:val="18"/>
-          <w:lang w:val="en-US"/>
-        </w:rPr>
-        <w:t>: TEXT</w:t>
-      </w:r>
-      <w:r>
-        <w:rPr>
-          <w:rFonts w:cs="Times New Roman"/>
-          <w:sz w:val="18"/>
-          <w:szCs w:val="18"/>
-          <w:lang w:val="en-US"/>
-        </w:rPr>
-        <w:br/>
-      </w:r>
-      <w:r>
-        <w:rPr>
-          <w:rFonts w:ascii="Aptos" w:hAnsi="Aptos" w:cs="Aptos"/>
-          <w:sz w:val="18"/>
-          <w:szCs w:val="18"/>
-          <w:lang w:val="en-US"/>
-        </w:rPr>
-        <w:t> </w:t>
-      </w:r>
-      <w:r>
-        <w:rPr>
-          <w:rFonts w:cs="Times New Roman"/>
-          <w:b/>
-          <w:bCs/>
-          <w:sz w:val="18"/>
-          <w:szCs w:val="18"/>
-          <w:lang w:val="en-US"/>
-        </w:rPr>
-        <w:t>Constraints</w:t>
-      </w:r>
-      <w:r>
-        <w:rPr>
-          <w:rFonts w:cs="Times New Roman"/>
-          <w:sz w:val="18"/>
-          <w:szCs w:val="18"/>
-          <w:lang w:val="en-US"/>
-        </w:rPr>
-        <w:t>:</w:t>
-      </w:r>
-      <w:r>
-        <w:rPr>
-          <w:rFonts w:cs="Times New Roman"/>
-          <w:sz w:val="18"/>
-          <w:szCs w:val="18"/>
-          <w:lang w:val="en-US"/>
-        </w:rPr>
-        <w:br/>
-        <w:t xml:space="preserve"> </w:t>
-      </w:r>
-      <w:proofErr w:type="spellStart"/>
-      <w:r>
-        <w:rPr>
-          <w:rFonts w:cs="Times New Roman"/>
-          <w:sz w:val="18"/>
-          <w:szCs w:val="18"/>
-          <w:lang w:val="en-US"/>
-        </w:rPr>
-        <w:t>PK_MaintenanceRequests</w:t>
-      </w:r>
-      <w:proofErr w:type="spellEnd"/>
-      <w:r>
-        <w:rPr>
-          <w:rFonts w:cs="Times New Roman"/>
-          <w:sz w:val="18"/>
-          <w:szCs w:val="18"/>
-          <w:lang w:val="en-US"/>
-        </w:rPr>
-        <w:t>: PRIMARY KEY (</w:t>
-      </w:r>
-      <w:proofErr w:type="spellStart"/>
-      <w:r>
-        <w:rPr>
-          <w:rFonts w:cs="Times New Roman"/>
-          <w:sz w:val="18"/>
-          <w:szCs w:val="18"/>
-          <w:lang w:val="en-US"/>
-        </w:rPr>
-        <w:t>RequestID</w:t>
-      </w:r>
-      <w:proofErr w:type="spellEnd"/>
-      <w:r>
-        <w:rPr>
-          <w:rFonts w:cs="Times New Roman"/>
-          <w:sz w:val="18"/>
-          <w:szCs w:val="18"/>
-          <w:lang w:val="en-US"/>
-        </w:rPr>
-        <w:t>)</w:t>
-      </w:r>
-      <w:r>
-        <w:rPr>
-          <w:rFonts w:cs="Times New Roman"/>
-          <w:sz w:val="18"/>
-          <w:szCs w:val="18"/>
-          <w:lang w:val="en-US"/>
-        </w:rPr>
-        <w:br/>
-        <w:t xml:space="preserve"> </w:t>
-      </w:r>
-      <w:proofErr w:type="spellStart"/>
-      <w:r>
-        <w:rPr>
-          <w:rFonts w:cs="Times New Roman"/>
-          <w:sz w:val="18"/>
-          <w:szCs w:val="18"/>
-          <w:lang w:val="en-US"/>
-        </w:rPr>
-        <w:t>FK_MaintenanceRequests_Leases</w:t>
-      </w:r>
-      <w:proofErr w:type="spellEnd"/>
-      <w:r>
-        <w:rPr>
-          <w:rFonts w:cs="Times New Roman"/>
-          <w:sz w:val="18"/>
-          <w:szCs w:val="18"/>
-          <w:lang w:val="en-US"/>
-        </w:rPr>
-        <w:t>: FOREIGN KEY (</w:t>
-      </w:r>
-      <w:proofErr w:type="spellStart"/>
-      <w:r>
-        <w:rPr>
-          <w:rFonts w:cs="Times New Roman"/>
-          <w:sz w:val="18"/>
-          <w:szCs w:val="18"/>
-          <w:lang w:val="en-US"/>
-        </w:rPr>
-        <w:t>LeaseID</w:t>
-      </w:r>
-      <w:proofErr w:type="spellEnd"/>
-      <w:r>
-        <w:rPr>
-          <w:rFonts w:cs="Times New Roman"/>
-          <w:sz w:val="18"/>
-          <w:szCs w:val="18"/>
-          <w:lang w:val="en-US"/>
-        </w:rPr>
-        <w:t>) REFERENCES Leases(</w:t>
-      </w:r>
-      <w:proofErr w:type="spellStart"/>
-      <w:r>
-        <w:rPr>
-          <w:rFonts w:cs="Times New Roman"/>
-          <w:sz w:val="18"/>
-          <w:szCs w:val="18"/>
-          <w:lang w:val="en-US"/>
-        </w:rPr>
-        <w:t>LeaseID</w:t>
-      </w:r>
-      <w:proofErr w:type="spellEnd"/>
-      <w:r>
-        <w:rPr>
-          <w:rFonts w:cs="Times New Roman"/>
-          <w:sz w:val="18"/>
-          <w:szCs w:val="18"/>
-          <w:lang w:val="en-US"/>
-        </w:rPr>
-        <w:t>)</w:t>
-      </w:r>
-      <w:r>
-        <w:rPr>
-          <w:rFonts w:cs="Times New Roman"/>
-          <w:sz w:val="18"/>
-          <w:szCs w:val="18"/>
-          <w:lang w:val="en-US"/>
-        </w:rPr>
-        <w:br/>
-        <w:t xml:space="preserve"> </w:t>
-      </w:r>
-      <w:proofErr w:type="spellStart"/>
-      <w:r>
-        <w:rPr>
-          <w:rFonts w:cs="Times New Roman"/>
-          <w:sz w:val="18"/>
-          <w:szCs w:val="18"/>
-          <w:lang w:val="en-US"/>
-        </w:rPr>
-        <w:t>CHK_Status</w:t>
-      </w:r>
-      <w:proofErr w:type="spellEnd"/>
-      <w:r>
-        <w:rPr>
-          <w:rFonts w:cs="Times New Roman"/>
-          <w:sz w:val="18"/>
-          <w:szCs w:val="18"/>
-          <w:lang w:val="en-US"/>
-        </w:rPr>
-        <w:t>: CHECK (Status IN ('new', 'in progress', 'resolved'))</w:t>
-      </w:r>
-      <w:r>
-        <w:rPr>
-          <w:rFonts w:cs="Times New Roman"/>
-          <w:sz w:val="18"/>
-          <w:szCs w:val="18"/>
-        </w:rPr>
-        <w:br/>
       </w:r>
     </w:p>
     <w:p>
@@ -2427,6 +2752,506 @@
           <w:rFonts w:cs="Times New Roman"/>
           <w:sz w:val="18"/>
           <w:szCs w:val="18"/>
+          <w:lang w:val="en-US"/>
+        </w:rPr>
+      </w:pPr>
+      <w:r>
+        <w:rPr>
+          <w:rFonts w:cs="Times New Roman"/>
+          <w:sz w:val="18"/>
+          <w:szCs w:val="18"/>
+          <w:lang w:val="en-US"/>
+        </w:rPr>
+        <w:t xml:space="preserve">   </w:t>
+      </w:r>
+      <w:proofErr w:type="spellStart"/>
+      <w:r>
+        <w:rPr>
+          <w:rFonts w:cs="Times New Roman"/>
+          <w:sz w:val="18"/>
+          <w:szCs w:val="18"/>
+          <w:lang w:val="en-US"/>
+        </w:rPr>
+        <w:t>RequestID</w:t>
+      </w:r>
+      <w:proofErr w:type="spellEnd"/>
+      <w:r>
+        <w:rPr>
+          <w:rFonts w:cs="Times New Roman"/>
+          <w:sz w:val="18"/>
+          <w:szCs w:val="18"/>
+          <w:lang w:val="en-US"/>
+        </w:rPr>
+        <w:t>: INTEGER, PK, NOT NULL, UNIQUE</w:t>
+      </w:r>
+    </w:p>
+    <w:p>
+      <w:pPr>
+        <w:spacing w:after="0"/>
+        <w:rPr>
+          <w:rFonts w:cs="Times New Roman"/>
+          <w:sz w:val="18"/>
+          <w:szCs w:val="18"/>
+          <w:lang w:val="en-US"/>
+        </w:rPr>
+      </w:pPr>
+      <w:r>
+        <w:rPr>
+          <w:rFonts w:cs="Times New Roman"/>
+          <w:sz w:val="18"/>
+          <w:szCs w:val="18"/>
+          <w:lang w:val="en-US"/>
+        </w:rPr>
+        <w:t xml:space="preserve">   </w:t>
+      </w:r>
+      <w:proofErr w:type="spellStart"/>
+      <w:r>
+        <w:rPr>
+          <w:rFonts w:cs="Times New Roman"/>
+          <w:sz w:val="18"/>
+          <w:szCs w:val="18"/>
+          <w:lang w:val="en-US"/>
+        </w:rPr>
+        <w:t>LeaseID</w:t>
+      </w:r>
+      <w:proofErr w:type="spellEnd"/>
+      <w:r>
+        <w:rPr>
+          <w:rFonts w:cs="Times New Roman"/>
+          <w:sz w:val="18"/>
+          <w:szCs w:val="18"/>
+          <w:lang w:val="en-US"/>
+        </w:rPr>
+        <w:t>: INTEGER, FK (REFERENCES Leases), NOT NULL</w:t>
+      </w:r>
+    </w:p>
+    <w:p>
+      <w:pPr>
+        <w:spacing w:after="0"/>
+        <w:rPr>
+          <w:rFonts w:cs="Times New Roman"/>
+          <w:sz w:val="18"/>
+          <w:szCs w:val="18"/>
+          <w:lang w:val="en-US"/>
+        </w:rPr>
+      </w:pPr>
+      <w:r>
+        <w:rPr>
+          <w:rFonts w:cs="Times New Roman"/>
+          <w:sz w:val="18"/>
+          <w:szCs w:val="18"/>
+          <w:lang w:val="en-US"/>
+        </w:rPr>
+        <w:t xml:space="preserve">   Description: TEXT, NOT NULL</w:t>
+      </w:r>
+    </w:p>
+    <w:p>
+      <w:pPr>
+        <w:spacing w:after="0"/>
+        <w:rPr>
+          <w:rFonts w:cs="Times New Roman"/>
+          <w:sz w:val="18"/>
+          <w:szCs w:val="18"/>
+          <w:lang w:val="en-US"/>
+        </w:rPr>
+      </w:pPr>
+      <w:r>
+        <w:rPr>
+          <w:rFonts w:cs="Times New Roman"/>
+          <w:sz w:val="18"/>
+          <w:szCs w:val="18"/>
+          <w:lang w:val="en-US"/>
+        </w:rPr>
+        <w:t xml:space="preserve">   </w:t>
+      </w:r>
+      <w:proofErr w:type="spellStart"/>
+      <w:r>
+        <w:rPr>
+          <w:rFonts w:cs="Times New Roman"/>
+          <w:sz w:val="18"/>
+          <w:szCs w:val="18"/>
+          <w:lang w:val="en-US"/>
+        </w:rPr>
+        <w:t>RequestDate</w:t>
+      </w:r>
+      <w:proofErr w:type="spellEnd"/>
+      <w:r>
+        <w:rPr>
+          <w:rFonts w:cs="Times New Roman"/>
+          <w:sz w:val="18"/>
+          <w:szCs w:val="18"/>
+          <w:lang w:val="en-US"/>
+        </w:rPr>
+        <w:t>: DATE, NOT NULL, DEFAULT CURRENT_DATE</w:t>
+      </w:r>
+    </w:p>
+    <w:p>
+      <w:pPr>
+        <w:spacing w:after="0"/>
+        <w:rPr>
+          <w:rFonts w:cs="Times New Roman"/>
+          <w:sz w:val="18"/>
+          <w:szCs w:val="18"/>
+          <w:lang w:val="en-US"/>
+        </w:rPr>
+      </w:pPr>
+      <w:r>
+        <w:rPr>
+          <w:rFonts w:cs="Times New Roman"/>
+          <w:sz w:val="18"/>
+          <w:szCs w:val="18"/>
+          <w:lang w:val="en-US"/>
+        </w:rPr>
+        <w:t xml:space="preserve">   Status: </w:t>
+      </w:r>
+      <w:proofErr w:type="gramStart"/>
+      <w:r>
+        <w:rPr>
+          <w:rFonts w:cs="Times New Roman"/>
+          <w:sz w:val="18"/>
+          <w:szCs w:val="18"/>
+          <w:lang w:val="en-US"/>
+        </w:rPr>
+        <w:t>VARCHAR(</w:t>
+      </w:r>
+      <w:proofErr w:type="gramEnd"/>
+      <w:r>
+        <w:rPr>
+          <w:rFonts w:cs="Times New Roman"/>
+          <w:sz w:val="18"/>
+          <w:szCs w:val="18"/>
+          <w:lang w:val="en-US"/>
+        </w:rPr>
+        <w:t>20), DEFAULT 'new'</w:t>
+      </w:r>
+    </w:p>
+    <w:p>
+      <w:pPr>
+        <w:spacing w:after="0"/>
+        <w:rPr>
+          <w:rFonts w:cs="Times New Roman"/>
+          <w:sz w:val="18"/>
+          <w:szCs w:val="18"/>
+          <w:lang w:val="en-US"/>
+        </w:rPr>
+      </w:pPr>
+      <w:r>
+        <w:rPr>
+          <w:rFonts w:cs="Times New Roman"/>
+          <w:sz w:val="18"/>
+          <w:szCs w:val="18"/>
+          <w:lang w:val="en-US"/>
+        </w:rPr>
+        <w:t xml:space="preserve">   </w:t>
+      </w:r>
+      <w:proofErr w:type="spellStart"/>
+      <w:r>
+        <w:rPr>
+          <w:rFonts w:cs="Times New Roman"/>
+          <w:sz w:val="18"/>
+          <w:szCs w:val="18"/>
+          <w:lang w:val="en-US"/>
+        </w:rPr>
+        <w:t>ResolutionNote</w:t>
+      </w:r>
+      <w:proofErr w:type="spellEnd"/>
+      <w:r>
+        <w:rPr>
+          <w:rFonts w:cs="Times New Roman"/>
+          <w:sz w:val="18"/>
+          <w:szCs w:val="18"/>
+          <w:lang w:val="en-US"/>
+        </w:rPr>
+        <w:t>: TEXT</w:t>
+      </w:r>
+    </w:p>
+    <w:p>
+      <w:pPr>
+        <w:spacing w:after="0"/>
+        <w:rPr>
+          <w:rFonts w:cs="Times New Roman"/>
+          <w:sz w:val="18"/>
+          <w:szCs w:val="18"/>
+          <w:lang w:val="en-US"/>
+        </w:rPr>
+      </w:pPr>
+      <w:r>
+        <w:rPr>
+          <w:rFonts w:cs="Times New Roman"/>
+          <w:sz w:val="18"/>
+          <w:szCs w:val="18"/>
+          <w:lang w:val="en-US"/>
+        </w:rPr>
+        <w:t xml:space="preserve">   Cost: </w:t>
+      </w:r>
+      <w:proofErr w:type="gramStart"/>
+      <w:r>
+        <w:rPr>
+          <w:rFonts w:cs="Times New Roman"/>
+          <w:sz w:val="18"/>
+          <w:szCs w:val="18"/>
+          <w:lang w:val="en-US"/>
+        </w:rPr>
+        <w:t>DECIMAL(</w:t>
+      </w:r>
+      <w:proofErr w:type="gramEnd"/>
+      <w:r>
+        <w:rPr>
+          <w:rFonts w:cs="Times New Roman"/>
+          <w:sz w:val="18"/>
+          <w:szCs w:val="18"/>
+          <w:lang w:val="en-US"/>
+        </w:rPr>
+        <w:t>10,2)</w:t>
+      </w:r>
+    </w:p>
+    <w:p>
+      <w:pPr>
+        <w:spacing w:after="0"/>
+        <w:rPr>
+          <w:rFonts w:cs="Times New Roman"/>
+          <w:sz w:val="18"/>
+          <w:szCs w:val="18"/>
+          <w:lang w:val="en-US"/>
+        </w:rPr>
+      </w:pPr>
+      <w:r>
+        <w:rPr>
+          <w:rFonts w:cs="Times New Roman"/>
+          <w:sz w:val="18"/>
+          <w:szCs w:val="18"/>
+          <w:lang w:val="en-US"/>
+        </w:rPr>
+        <w:t xml:space="preserve"> </w:t>
+      </w:r>
+      <w:r>
+        <w:rPr>
+          <w:rFonts w:cs="Times New Roman"/>
+          <w:b/>
+          <w:bCs/>
+          <w:sz w:val="18"/>
+          <w:szCs w:val="18"/>
+          <w:lang w:val="en-US"/>
+        </w:rPr>
+        <w:t>Constraints</w:t>
+      </w:r>
+      <w:r>
+        <w:rPr>
+          <w:rFonts w:cs="Times New Roman"/>
+          <w:sz w:val="18"/>
+          <w:szCs w:val="18"/>
+          <w:lang w:val="en-US"/>
+        </w:rPr>
+        <w:t>:</w:t>
+      </w:r>
+    </w:p>
+    <w:p>
+      <w:pPr>
+        <w:spacing w:after="0"/>
+        <w:rPr>
+          <w:rFonts w:cs="Times New Roman"/>
+          <w:sz w:val="18"/>
+          <w:szCs w:val="18"/>
+          <w:lang w:val="en-US"/>
+        </w:rPr>
+      </w:pPr>
+      <w:r>
+        <w:rPr>
+          <w:rFonts w:cs="Times New Roman"/>
+          <w:sz w:val="18"/>
+          <w:szCs w:val="18"/>
+          <w:lang w:val="en-US"/>
+        </w:rPr>
+        <w:t xml:space="preserve">   </w:t>
+      </w:r>
+      <w:proofErr w:type="spellStart"/>
+      <w:r>
+        <w:rPr>
+          <w:rFonts w:cs="Times New Roman"/>
+          <w:sz w:val="18"/>
+          <w:szCs w:val="18"/>
+          <w:lang w:val="en-US"/>
+        </w:rPr>
+        <w:t>PK_MaintenanceRequests</w:t>
+      </w:r>
+      <w:proofErr w:type="spellEnd"/>
+      <w:r>
+        <w:rPr>
+          <w:rFonts w:cs="Times New Roman"/>
+          <w:sz w:val="18"/>
+          <w:szCs w:val="18"/>
+          <w:lang w:val="en-US"/>
+        </w:rPr>
+        <w:t>: PRIMARY KEY (</w:t>
+      </w:r>
+      <w:proofErr w:type="spellStart"/>
+      <w:r>
+        <w:rPr>
+          <w:rFonts w:cs="Times New Roman"/>
+          <w:sz w:val="18"/>
+          <w:szCs w:val="18"/>
+          <w:lang w:val="en-US"/>
+        </w:rPr>
+        <w:t>RequestID</w:t>
+      </w:r>
+      <w:proofErr w:type="spellEnd"/>
+      <w:r>
+        <w:rPr>
+          <w:rFonts w:cs="Times New Roman"/>
+          <w:sz w:val="18"/>
+          <w:szCs w:val="18"/>
+          <w:lang w:val="en-US"/>
+        </w:rPr>
+        <w:t>)</w:t>
+      </w:r>
+    </w:p>
+    <w:p>
+      <w:pPr>
+        <w:spacing w:after="0"/>
+        <w:rPr>
+          <w:rFonts w:cs="Times New Roman"/>
+          <w:sz w:val="18"/>
+          <w:szCs w:val="18"/>
+          <w:lang w:val="en-US"/>
+        </w:rPr>
+      </w:pPr>
+      <w:r>
+        <w:rPr>
+          <w:rFonts w:cs="Times New Roman"/>
+          <w:sz w:val="18"/>
+          <w:szCs w:val="18"/>
+          <w:lang w:val="en-US"/>
+        </w:rPr>
+        <w:t xml:space="preserve">   </w:t>
+      </w:r>
+      <w:proofErr w:type="spellStart"/>
+      <w:r>
+        <w:rPr>
+          <w:rFonts w:cs="Times New Roman"/>
+          <w:sz w:val="18"/>
+          <w:szCs w:val="18"/>
+          <w:lang w:val="en-US"/>
+        </w:rPr>
+        <w:t>FK_MaintenanceRequests_Leases</w:t>
+      </w:r>
+      <w:proofErr w:type="spellEnd"/>
+      <w:r>
+        <w:rPr>
+          <w:rFonts w:cs="Times New Roman"/>
+          <w:sz w:val="18"/>
+          <w:szCs w:val="18"/>
+          <w:lang w:val="en-US"/>
+        </w:rPr>
+        <w:t>: FOREIGN KEY (</w:t>
+      </w:r>
+      <w:proofErr w:type="spellStart"/>
+      <w:r>
+        <w:rPr>
+          <w:rFonts w:cs="Times New Roman"/>
+          <w:sz w:val="18"/>
+          <w:szCs w:val="18"/>
+          <w:lang w:val="en-US"/>
+        </w:rPr>
+        <w:t>LeaseID</w:t>
+      </w:r>
+      <w:proofErr w:type="spellEnd"/>
+      <w:r>
+        <w:rPr>
+          <w:rFonts w:cs="Times New Roman"/>
+          <w:sz w:val="18"/>
+          <w:szCs w:val="18"/>
+          <w:lang w:val="en-US"/>
+        </w:rPr>
+        <w:t xml:space="preserve">) REFERENCES </w:t>
+      </w:r>
+      <w:proofErr w:type="gramStart"/>
+      <w:r>
+        <w:rPr>
+          <w:rFonts w:cs="Times New Roman"/>
+          <w:sz w:val="18"/>
+          <w:szCs w:val="18"/>
+          <w:lang w:val="en-US"/>
+        </w:rPr>
+        <w:t>Leases(</w:t>
+      </w:r>
+      <w:proofErr w:type="spellStart"/>
+      <w:proofErr w:type="gramEnd"/>
+      <w:r>
+        <w:rPr>
+          <w:rFonts w:cs="Times New Roman"/>
+          <w:sz w:val="18"/>
+          <w:szCs w:val="18"/>
+          <w:lang w:val="en-US"/>
+        </w:rPr>
+        <w:t>LeaseID</w:t>
+      </w:r>
+      <w:proofErr w:type="spellEnd"/>
+      <w:r>
+        <w:rPr>
+          <w:rFonts w:cs="Times New Roman"/>
+          <w:sz w:val="18"/>
+          <w:szCs w:val="18"/>
+          <w:lang w:val="en-US"/>
+        </w:rPr>
+        <w:t>)</w:t>
+      </w:r>
+    </w:p>
+    <w:p>
+      <w:pPr>
+        <w:spacing w:after="0"/>
+        <w:rPr>
+          <w:rFonts w:cs="Times New Roman"/>
+          <w:sz w:val="18"/>
+          <w:szCs w:val="18"/>
+          <w:lang w:val="en-US"/>
+        </w:rPr>
+      </w:pPr>
+      <w:r>
+        <w:rPr>
+          <w:rFonts w:cs="Times New Roman"/>
+          <w:sz w:val="18"/>
+          <w:szCs w:val="18"/>
+          <w:lang w:val="en-US"/>
+        </w:rPr>
+        <w:t xml:space="preserve">   </w:t>
+      </w:r>
+      <w:proofErr w:type="spellStart"/>
+      <w:r>
+        <w:rPr>
+          <w:rFonts w:cs="Times New Roman"/>
+          <w:sz w:val="18"/>
+          <w:szCs w:val="18"/>
+          <w:lang w:val="en-US"/>
+        </w:rPr>
+        <w:t>CHK_Status</w:t>
+      </w:r>
+      <w:proofErr w:type="spellEnd"/>
+      <w:r>
+        <w:rPr>
+          <w:rFonts w:cs="Times New Roman"/>
+          <w:sz w:val="18"/>
+          <w:szCs w:val="18"/>
+          <w:lang w:val="en-US"/>
+        </w:rPr>
+        <w:t>: CHECK (Status IN ('new', 'in progress', 'resolved'))</w:t>
+      </w:r>
+      <w:r>
+        <w:rPr>
+          <w:rFonts w:cs="Times New Roman"/>
+          <w:sz w:val="18"/>
+          <w:szCs w:val="18"/>
+          <w:lang w:val="en-US"/>
+        </w:rPr>
+        <w:br/>
+      </w:r>
+    </w:p>
+    <w:p>
+      <w:pPr>
+        <w:spacing w:after="0"/>
+        <w:rPr>
+          <w:rFonts w:cs="Times New Roman"/>
+          <w:sz w:val="18"/>
+          <w:szCs w:val="18"/>
         </w:rPr>
       </w:pPr>
       <w:r>
@@ -2448,6 +3273,190 @@
           <w:szCs w:val="18"/>
         </w:rPr>
         <w:t>:</w:t>
+      </w:r>
+      <w:r>
+        <w:rPr>
+          <w:rFonts w:cs="Times New Roman"/>
+          <w:sz w:val="18"/>
+          <w:szCs w:val="18"/>
+        </w:rPr>
+        <w:br/>
+      </w:r>
+      <w:r>
+        <w:rPr>
+          <w:rFonts w:cs="Times New Roman"/>
+          <w:sz w:val="18"/>
+          <w:szCs w:val="18"/>
+        </w:rPr>
+        <w:br/>
+      </w:r>
+      <w:proofErr w:type="spellStart"/>
+      <w:r>
+        <w:rPr>
+          <w:rFonts w:cs="Times New Roman"/>
+          <w:b/>
+          <w:bCs/>
+          <w:sz w:val="18"/>
+          <w:szCs w:val="18"/>
+          <w:lang w:val="en-US"/>
+        </w:rPr>
+        <w:t>PropertyTypes</w:t>
+      </w:r>
+      <w:proofErr w:type="spellEnd"/>
+      <w:r>
+        <w:rPr>
+          <w:rFonts w:cs="Times New Roman"/>
+          <w:b/>
+          <w:bCs/>
+          <w:sz w:val="18"/>
+          <w:szCs w:val="18"/>
+        </w:rPr>
+        <w:t xml:space="preserve"> и </w:t>
+      </w:r>
+      <w:r>
+        <w:rPr>
+          <w:rFonts w:cs="Times New Roman"/>
+          <w:b/>
+          <w:bCs/>
+          <w:sz w:val="18"/>
+          <w:szCs w:val="18"/>
+          <w:lang w:val="en-US"/>
+        </w:rPr>
+        <w:t>Properties</w:t>
+      </w:r>
+      <w:r>
+        <w:rPr>
+          <w:rFonts w:cs="Times New Roman"/>
+          <w:b/>
+          <w:bCs/>
+          <w:sz w:val="18"/>
+          <w:szCs w:val="18"/>
+        </w:rPr>
+        <w:t xml:space="preserve"> (Один-ко-Многим):</w:t>
+      </w:r>
+    </w:p>
+    <w:p>
+      <w:pPr>
+        <w:spacing w:after="0"/>
+        <w:rPr>
+          <w:rFonts w:cs="Times New Roman"/>
+          <w:sz w:val="18"/>
+          <w:szCs w:val="18"/>
+        </w:rPr>
+      </w:pPr>
+      <w:r>
+        <w:rPr>
+          <w:rFonts w:cs="Times New Roman"/>
+          <w:sz w:val="18"/>
+          <w:szCs w:val="18"/>
+        </w:rPr>
+        <w:t>Один тип может быть присвоен многим объектам недвижимости.</w:t>
+      </w:r>
+    </w:p>
+    <w:p>
+      <w:pPr>
+        <w:spacing w:after="0"/>
+        <w:rPr>
+          <w:rFonts w:cs="Times New Roman"/>
+          <w:sz w:val="18"/>
+          <w:szCs w:val="18"/>
+        </w:rPr>
+      </w:pPr>
+      <w:r>
+        <w:rPr>
+          <w:rFonts w:cs="Times New Roman"/>
+          <w:sz w:val="18"/>
+          <w:szCs w:val="18"/>
+        </w:rPr>
+        <w:tab/>
+      </w:r>
+      <w:proofErr w:type="spellStart"/>
+      <w:r>
+        <w:rPr>
+          <w:rFonts w:cs="Times New Roman"/>
+          <w:b/>
+          <w:bCs/>
+          <w:sz w:val="18"/>
+          <w:szCs w:val="18"/>
+          <w:lang w:val="en-US"/>
+        </w:rPr>
+        <w:t>Properties</w:t>
+      </w:r>
+      <w:proofErr w:type="spellEnd"/>
+      <w:r>
+        <w:rPr>
+          <w:rFonts w:cs="Times New Roman"/>
+          <w:b/>
+          <w:bCs/>
+          <w:sz w:val="18"/>
+          <w:szCs w:val="18"/>
+        </w:rPr>
+        <w:t>.</w:t>
+      </w:r>
+      <w:proofErr w:type="spellStart"/>
+      <w:r>
+        <w:rPr>
+          <w:rFonts w:cs="Times New Roman"/>
+          <w:b/>
+          <w:bCs/>
+          <w:sz w:val="18"/>
+          <w:szCs w:val="18"/>
+          <w:lang w:val="en-US"/>
+        </w:rPr>
+        <w:t>TypeID</w:t>
+      </w:r>
+      <w:proofErr w:type="spellEnd"/>
+      <w:r>
+        <w:rPr>
+          <w:rFonts w:cs="Times New Roman"/>
+          <w:sz w:val="18"/>
+          <w:szCs w:val="18"/>
+        </w:rPr>
+        <w:t xml:space="preserve"> является внешним ключом, ссылающимся на </w:t>
+      </w:r>
+      <w:proofErr w:type="spellStart"/>
+      <w:r>
+        <w:rPr>
+          <w:rFonts w:cs="Times New Roman"/>
+          <w:b/>
+          <w:bCs/>
+          <w:sz w:val="18"/>
+          <w:szCs w:val="18"/>
+          <w:lang w:val="en-US"/>
+        </w:rPr>
+        <w:t>PropertyTypes</w:t>
+      </w:r>
+      <w:proofErr w:type="spellEnd"/>
+      <w:r>
+        <w:rPr>
+          <w:rFonts w:cs="Times New Roman"/>
+          <w:b/>
+          <w:bCs/>
+          <w:sz w:val="18"/>
+          <w:szCs w:val="18"/>
+        </w:rPr>
+        <w:t>.</w:t>
+      </w:r>
+      <w:proofErr w:type="spellStart"/>
+      <w:r>
+        <w:rPr>
+          <w:rFonts w:cs="Times New Roman"/>
+          <w:b/>
+          <w:bCs/>
+          <w:sz w:val="18"/>
+          <w:szCs w:val="18"/>
+          <w:lang w:val="en-US"/>
+        </w:rPr>
+        <w:t>TypeID</w:t>
+      </w:r>
+      <w:proofErr w:type="spellEnd"/>
+      <w:r>
+        <w:rPr>
+          <w:rFonts w:cs="Times New Roman"/>
+          <w:sz w:val="18"/>
+          <w:szCs w:val="18"/>
+        </w:rPr>
+        <w:t>.</w:t>
       </w:r>
       <w:r>
         <w:rPr>
@@ -2521,7 +3530,6 @@
           <w:bCs/>
           <w:sz w:val="18"/>
           <w:szCs w:val="18"/>
-          <w:lang w:val="en-US"/>
         </w:rPr>
         <w:tab/>
       </w:r>
@@ -2651,7 +3659,6 @@
           <w:bCs/>
           <w:sz w:val="18"/>
           <w:szCs w:val="18"/>
-          <w:lang w:val="en-US"/>
         </w:rPr>
         <w:tab/>
       </w:r>
@@ -2711,7 +3718,6 @@
           <w:rFonts w:cs="Times New Roman"/>
           <w:sz w:val="18"/>
           <w:szCs w:val="18"/>
-          <w:lang w:val="en-US"/>
         </w:rPr>
       </w:pPr>
       <w:r>
@@ -2792,7 +3798,6 @@
           <w:rFonts w:cs="Times New Roman"/>
           <w:sz w:val="18"/>
           <w:szCs w:val="18"/>
-          <w:lang w:val="en-US"/>
         </w:rPr>
         <w:tab/>
       </w:r>
@@ -2910,7 +3915,6 @@
           <w:bCs/>
           <w:sz w:val="18"/>
           <w:szCs w:val="18"/>
-          <w:lang w:val="en-US"/>
         </w:rPr>
         <w:tab/>
       </w:r>
@@ -3002,9 +4006,9 @@
           <w:lang w:val="en-US"/>
         </w:rPr>
         <w:drawing>
-          <wp:inline distT="0" distB="0" distL="0" distR="0" wp14:anchorId="08806A30" wp14:editId="7E6C971B">
-            <wp:extent cx="6570345" cy="3503295"/>
-            <wp:effectExtent l="0" t="0" r="1905" b="1905"/>
+          <wp:inline distT="0" distB="0" distL="0" distR="0" wp14:anchorId="552AF80A" wp14:editId="53422B09">
+            <wp:extent cx="6570345" cy="2880995"/>
+            <wp:effectExtent l="0" t="0" r="1905" b="0"/>
             <wp:docPr id="1" name="Рисунок 1"/>
             <wp:cNvGraphicFramePr>
               <a:graphicFrameLocks xmlns:a="http://schemas.openxmlformats.org/drawingml/2006/main" noChangeAspect="1"/>
@@ -3025,7 +4029,7 @@
                   <pic:spPr>
                     <a:xfrm>
                       <a:off x="0" y="0"/>
-                      <a:ext cx="6570345" cy="3503295"/>
+                      <a:ext cx="6570345" cy="2880995"/>
                     </a:xfrm>
                     <a:prstGeom prst="rect">
                       <a:avLst/>
@@ -5504,6 +6508,36 @@
       <w:spacing w:val="5"/>
     </w:rPr>
   </w:style>
+  <w:style w:type="paragraph" w:styleId="HTML">
+    <w:name w:val="HTML Preformatted"/>
+    <w:basedOn w:val="a"/>
+    <w:link w:val="HTML0"/>
+    <w:uiPriority w:val="99"/>
+    <w:semiHidden/>
+    <w:unhideWhenUsed/>
+    <w:rsid w:val="00FD5529"/>
+    <w:pPr>
+      <w:spacing w:after="0" w:line="240" w:lineRule="auto"/>
+    </w:pPr>
+    <w:rPr>
+      <w:rFonts w:ascii="Consolas" w:hAnsi="Consolas"/>
+      <w:sz w:val="20"/>
+      <w:szCs w:val="20"/>
+    </w:rPr>
+  </w:style>
+  <w:style w:type="character" w:customStyle="1" w:styleId="HTML0">
+    <w:name w:val="Стандартный HTML Знак"/>
+    <w:basedOn w:val="a0"/>
+    <w:link w:val="HTML"/>
+    <w:uiPriority w:val="99"/>
+    <w:semiHidden/>
+    <w:rsid w:val="00FD5529"/>
+    <w:rPr>
+      <w:rFonts w:ascii="Consolas" w:hAnsi="Consolas"/>
+      <w:sz w:val="20"/>
+      <w:szCs w:val="20"/>
+    </w:rPr>
+  </w:style>
 </w:styles>
 </file>
 
